--- a/java_spring/SpringWebAppDoc.docx
+++ b/java_spring/SpringWebAppDoc.docx
@@ -98,7 +98,7 @@
           <w:szCs w:val="22"/>
         </w:rPr>
       </w:pPr>
-      <w:hyperlink w:anchor="_Toc227698249" w:history="1">
+      <w:hyperlink w:anchor="_Toc227746626" w:history="1">
         <w:r>
           <w:rPr>
             <w:rStyle w:val="ac"/>
@@ -135,7 +135,7 @@
           <w:rPr>
             <w:webHidden/>
           </w:rPr>
-          <w:instrText xml:space="preserve"> PAGEREF _Toc227698249 \h </w:instrText>
+          <w:instrText xml:space="preserve"> PAGEREF _Toc227746626 \h </w:instrText>
         </w:r>
         <w:r>
           <w:rPr>
@@ -172,7 +172,7 @@
           <w:szCs w:val="22"/>
         </w:rPr>
       </w:pPr>
-      <w:hyperlink w:anchor="_Toc227698250" w:history="1">
+      <w:hyperlink w:anchor="_Toc227746627" w:history="1">
         <w:r>
           <w:rPr>
             <w:rStyle w:val="ac"/>
@@ -196,7 +196,7 @@
           <w:rPr>
             <w:webHidden/>
           </w:rPr>
-          <w:instrText xml:space="preserve"> PAGEREF _Toc227698250 \h </w:instrText>
+          <w:instrText xml:space="preserve"> PAGEREF _Toc227746627 \h </w:instrText>
         </w:r>
         <w:r>
           <w:rPr>
@@ -232,7 +232,7 @@
           <w:szCs w:val="22"/>
         </w:rPr>
       </w:pPr>
-      <w:hyperlink w:anchor="_Toc227698251" w:history="1">
+      <w:hyperlink w:anchor="_Toc227746628" w:history="1">
         <w:r>
           <w:rPr>
             <w:rStyle w:val="ac"/>
@@ -262,7 +262,7 @@
           <w:rPr>
             <w:webHidden/>
           </w:rPr>
-          <w:instrText xml:space="preserve"> PAGEREF _Toc227698251 \h </w:instrText>
+          <w:instrText xml:space="preserve"> PAGEREF _Toc227746628 \h </w:instrText>
         </w:r>
         <w:r>
           <w:rPr>
@@ -298,7 +298,7 @@
           <w:szCs w:val="22"/>
         </w:rPr>
       </w:pPr>
-      <w:hyperlink w:anchor="_Toc227698252" w:history="1">
+      <w:hyperlink w:anchor="_Toc227746629" w:history="1">
         <w:r>
           <w:rPr>
             <w:rStyle w:val="ac"/>
@@ -328,7 +328,7 @@
           <w:rPr>
             <w:webHidden/>
           </w:rPr>
-          <w:instrText xml:space="preserve"> PAGEREF _Toc227698252 \h </w:instrText>
+          <w:instrText xml:space="preserve"> PAGEREF _Toc227746629 \h </w:instrText>
         </w:r>
         <w:r>
           <w:rPr>
@@ -365,7 +365,7 @@
           <w:szCs w:val="22"/>
         </w:rPr>
       </w:pPr>
-      <w:hyperlink w:anchor="_Toc227698253" w:history="1">
+      <w:hyperlink w:anchor="_Toc227746630" w:history="1">
         <w:r>
           <w:rPr>
             <w:rStyle w:val="ac"/>
@@ -395,7 +395,7 @@
           <w:rPr>
             <w:webHidden/>
           </w:rPr>
-          <w:instrText xml:space="preserve"> PAGEREF _Toc227698253 \h </w:instrText>
+          <w:instrText xml:space="preserve"> PAGEREF _Toc227746630 \h </w:instrText>
         </w:r>
         <w:r>
           <w:rPr>
@@ -431,7 +431,7 @@
           <w:szCs w:val="22"/>
         </w:rPr>
       </w:pPr>
-      <w:hyperlink w:anchor="_Toc227698254" w:history="1">
+      <w:hyperlink w:anchor="_Toc227746631" w:history="1">
         <w:r>
           <w:rPr>
             <w:rStyle w:val="ac"/>
@@ -454,7 +454,7 @@
           <w:rPr>
             <w:webHidden/>
           </w:rPr>
-          <w:instrText xml:space="preserve"> PAGEREF _Toc227698254 \h </w:instrText>
+          <w:instrText xml:space="preserve"> PAGEREF _Toc227746631 \h </w:instrText>
         </w:r>
         <w:r>
           <w:rPr>
@@ -490,7 +490,7 @@
           <w:szCs w:val="22"/>
         </w:rPr>
       </w:pPr>
-      <w:hyperlink w:anchor="_Toc227698255" w:history="1">
+      <w:hyperlink w:anchor="_Toc227746632" w:history="1">
         <w:r>
           <w:rPr>
             <w:rStyle w:val="ac"/>
@@ -513,7 +513,7 @@
           <w:rPr>
             <w:webHidden/>
           </w:rPr>
-          <w:instrText xml:space="preserve"> PAGEREF _Toc227698255 \h </w:instrText>
+          <w:instrText xml:space="preserve"> PAGEREF _Toc227746632 \h </w:instrText>
         </w:r>
         <w:r>
           <w:rPr>
@@ -549,7 +549,7 @@
           <w:szCs w:val="22"/>
         </w:rPr>
       </w:pPr>
-      <w:hyperlink w:anchor="_Toc227698256" w:history="1">
+      <w:hyperlink w:anchor="_Toc227746633" w:history="1">
         <w:r>
           <w:rPr>
             <w:rStyle w:val="ac"/>
@@ -561,7 +561,7 @@
             <w:rStyle w:val="ac"/>
             <w:rFonts w:hint="eastAsia"/>
           </w:rPr>
-          <w:t xml:space="preserve"> プログラミング言語の選択「</w:t>
+          <w:t xml:space="preserve"> プログラミング言語の選択</w:t>
         </w:r>
         <w:r>
           <w:rPr>
@@ -579,7 +579,7 @@
           <w:rPr>
             <w:webHidden/>
           </w:rPr>
-          <w:instrText xml:space="preserve"> PAGEREF _Toc227698256 \h </w:instrText>
+          <w:instrText xml:space="preserve"> PAGEREF _Toc227746633 \h </w:instrText>
         </w:r>
         <w:r>
           <w:rPr>
@@ -615,7 +615,7 @@
           <w:szCs w:val="22"/>
         </w:rPr>
       </w:pPr>
-      <w:hyperlink w:anchor="_Toc227698257" w:history="1">
+      <w:hyperlink w:anchor="_Toc227746634" w:history="1">
         <w:r>
           <w:rPr>
             <w:rStyle w:val="ac"/>
@@ -645,7 +645,7 @@
           <w:rPr>
             <w:webHidden/>
           </w:rPr>
-          <w:instrText xml:space="preserve"> PAGEREF _Toc227698257 \h </w:instrText>
+          <w:instrText xml:space="preserve"> PAGEREF _Toc227746634 \h </w:instrText>
         </w:r>
         <w:r>
           <w:rPr>
@@ -681,7 +681,7 @@
           <w:szCs w:val="22"/>
         </w:rPr>
       </w:pPr>
-      <w:hyperlink w:anchor="_Toc227698258" w:history="1">
+      <w:hyperlink w:anchor="_Toc227746635" w:history="1">
         <w:r>
           <w:rPr>
             <w:rStyle w:val="ac"/>
@@ -704,7 +704,7 @@
           <w:rPr>
             <w:webHidden/>
           </w:rPr>
-          <w:instrText xml:space="preserve"> PAGEREF _Toc227698258 \h </w:instrText>
+          <w:instrText xml:space="preserve"> PAGEREF _Toc227746635 \h </w:instrText>
         </w:r>
         <w:r>
           <w:rPr>
@@ -741,7 +741,7 @@
           <w:szCs w:val="22"/>
         </w:rPr>
       </w:pPr>
-      <w:hyperlink w:anchor="_Toc227698259" w:history="1">
+      <w:hyperlink w:anchor="_Toc227746636" w:history="1">
         <w:r>
           <w:rPr>
             <w:rStyle w:val="ac"/>
@@ -778,7 +778,7 @@
           <w:rPr>
             <w:webHidden/>
           </w:rPr>
-          <w:instrText xml:space="preserve"> PAGEREF _Toc227698259 \h </w:instrText>
+          <w:instrText xml:space="preserve"> PAGEREF _Toc227746636 \h </w:instrText>
         </w:r>
         <w:r>
           <w:rPr>
@@ -814,7 +814,7 @@
           <w:szCs w:val="22"/>
         </w:rPr>
       </w:pPr>
-      <w:hyperlink w:anchor="_Toc227698260" w:history="1">
+      <w:hyperlink w:anchor="_Toc227746637" w:history="1">
         <w:r>
           <w:rPr>
             <w:rStyle w:val="ac"/>
@@ -844,7 +844,7 @@
           <w:rPr>
             <w:webHidden/>
           </w:rPr>
-          <w:instrText xml:space="preserve"> PAGEREF _Toc227698260 \h </w:instrText>
+          <w:instrText xml:space="preserve"> PAGEREF _Toc227746637 \h </w:instrText>
         </w:r>
         <w:r>
           <w:rPr>
@@ -885,7 +885,7 @@
           <w:szCs w:val="22"/>
         </w:rPr>
       </w:pPr>
-      <w:hyperlink w:anchor="_Toc227698261" w:history="1">
+      <w:hyperlink w:anchor="_Toc227746638" w:history="1">
         <w:r>
           <w:rPr>
             <w:rStyle w:val="ac"/>
@@ -921,7 +921,7 @@
           <w:rPr>
             <w:webHidden/>
           </w:rPr>
-          <w:instrText xml:space="preserve"> PAGEREF _Toc227698261 \h </w:instrText>
+          <w:instrText xml:space="preserve"> PAGEREF _Toc227746638 \h </w:instrText>
         </w:r>
         <w:r>
           <w:rPr>
@@ -962,7 +962,7 @@
           <w:szCs w:val="22"/>
         </w:rPr>
       </w:pPr>
-      <w:hyperlink w:anchor="_Toc227698262" w:history="1">
+      <w:hyperlink w:anchor="_Toc227746639" w:history="1">
         <w:r>
           <w:rPr>
             <w:rStyle w:val="ac"/>
@@ -992,7 +992,7 @@
           <w:rPr>
             <w:webHidden/>
           </w:rPr>
-          <w:instrText xml:space="preserve"> PAGEREF _Toc227698262 \h </w:instrText>
+          <w:instrText xml:space="preserve"> PAGEREF _Toc227746639 \h </w:instrText>
         </w:r>
         <w:r>
           <w:rPr>
@@ -1033,7 +1033,7 @@
           <w:szCs w:val="22"/>
         </w:rPr>
       </w:pPr>
-      <w:hyperlink w:anchor="_Toc227698263" w:history="1">
+      <w:hyperlink w:anchor="_Toc227746640" w:history="1">
         <w:r>
           <w:rPr>
             <w:rStyle w:val="ac"/>
@@ -1063,7 +1063,7 @@
           <w:rPr>
             <w:webHidden/>
           </w:rPr>
-          <w:instrText xml:space="preserve"> PAGEREF _Toc227698263 \h </w:instrText>
+          <w:instrText xml:space="preserve"> PAGEREF _Toc227746640 \h </w:instrText>
         </w:r>
         <w:r>
           <w:rPr>
@@ -1099,7 +1099,7 @@
           <w:szCs w:val="22"/>
         </w:rPr>
       </w:pPr>
-      <w:hyperlink w:anchor="_Toc227698264" w:history="1">
+      <w:hyperlink w:anchor="_Toc227746641" w:history="1">
         <w:r>
           <w:rPr>
             <w:rStyle w:val="ac"/>
@@ -1129,7 +1129,7 @@
           <w:rPr>
             <w:webHidden/>
           </w:rPr>
-          <w:instrText xml:space="preserve"> PAGEREF _Toc227698264 \h </w:instrText>
+          <w:instrText xml:space="preserve"> PAGEREF _Toc227746641 \h </w:instrText>
         </w:r>
         <w:r>
           <w:rPr>
@@ -1165,7 +1165,7 @@
           <w:szCs w:val="22"/>
         </w:rPr>
       </w:pPr>
-      <w:hyperlink w:anchor="_Toc227698265" w:history="1">
+      <w:hyperlink w:anchor="_Toc227746642" w:history="1">
         <w:r>
           <w:rPr>
             <w:rStyle w:val="ac"/>
@@ -1208,7 +1208,7 @@
           <w:rPr>
             <w:webHidden/>
           </w:rPr>
-          <w:instrText xml:space="preserve"> PAGEREF _Toc227698265 \h </w:instrText>
+          <w:instrText xml:space="preserve"> PAGEREF _Toc227746642 \h </w:instrText>
         </w:r>
         <w:r>
           <w:rPr>
@@ -1244,7 +1244,7 @@
           <w:szCs w:val="22"/>
         </w:rPr>
       </w:pPr>
-      <w:hyperlink w:anchor="_Toc227698266" w:history="1">
+      <w:hyperlink w:anchor="_Toc227746643" w:history="1">
         <w:r>
           <w:rPr>
             <w:rStyle w:val="ac"/>
@@ -1274,7 +1274,7 @@
           <w:rPr>
             <w:webHidden/>
           </w:rPr>
-          <w:instrText xml:space="preserve"> PAGEREF _Toc227698266 \h </w:instrText>
+          <w:instrText xml:space="preserve"> PAGEREF _Toc227746643 \h </w:instrText>
         </w:r>
         <w:r>
           <w:rPr>
@@ -1315,7 +1315,7 @@
           <w:szCs w:val="22"/>
         </w:rPr>
       </w:pPr>
-      <w:hyperlink w:anchor="_Toc227698267" w:history="1">
+      <w:hyperlink w:anchor="_Toc227746644" w:history="1">
         <w:r>
           <w:rPr>
             <w:rStyle w:val="ac"/>
@@ -1345,7 +1345,7 @@
           <w:rPr>
             <w:webHidden/>
           </w:rPr>
-          <w:instrText xml:space="preserve"> PAGEREF _Toc227698267 \h </w:instrText>
+          <w:instrText xml:space="preserve"> PAGEREF _Toc227746644 \h </w:instrText>
         </w:r>
         <w:r>
           <w:rPr>
@@ -1386,7 +1386,7 @@
           <w:szCs w:val="22"/>
         </w:rPr>
       </w:pPr>
-      <w:hyperlink w:anchor="_Toc227698268" w:history="1">
+      <w:hyperlink w:anchor="_Toc227746645" w:history="1">
         <w:r>
           <w:rPr>
             <w:rStyle w:val="ac"/>
@@ -1416,7 +1416,7 @@
           <w:rPr>
             <w:webHidden/>
           </w:rPr>
-          <w:instrText xml:space="preserve"> PAGEREF _Toc227698268 \h </w:instrText>
+          <w:instrText xml:space="preserve"> PAGEREF _Toc227746645 \h </w:instrText>
         </w:r>
         <w:r>
           <w:rPr>
@@ -1452,7 +1452,7 @@
           <w:szCs w:val="22"/>
         </w:rPr>
       </w:pPr>
-      <w:hyperlink w:anchor="_Toc227698269" w:history="1">
+      <w:hyperlink w:anchor="_Toc227746646" w:history="1">
         <w:r>
           <w:rPr>
             <w:rStyle w:val="ac"/>
@@ -1482,7 +1482,7 @@
           <w:rPr>
             <w:webHidden/>
           </w:rPr>
-          <w:instrText xml:space="preserve"> PAGEREF _Toc227698269 \h </w:instrText>
+          <w:instrText xml:space="preserve"> PAGEREF _Toc227746646 \h </w:instrText>
         </w:r>
         <w:r>
           <w:rPr>
@@ -1518,7 +1518,7 @@
           <w:szCs w:val="22"/>
         </w:rPr>
       </w:pPr>
-      <w:hyperlink w:anchor="_Toc227698270" w:history="1">
+      <w:hyperlink w:anchor="_Toc227746647" w:history="1">
         <w:r>
           <w:rPr>
             <w:rStyle w:val="ac"/>
@@ -1548,7 +1548,7 @@
           <w:rPr>
             <w:webHidden/>
           </w:rPr>
-          <w:instrText xml:space="preserve"> PAGEREF _Toc227698270 \h </w:instrText>
+          <w:instrText xml:space="preserve"> PAGEREF _Toc227746647 \h </w:instrText>
         </w:r>
         <w:r>
           <w:rPr>
@@ -1584,7 +1584,7 @@
           <w:szCs w:val="22"/>
         </w:rPr>
       </w:pPr>
-      <w:hyperlink w:anchor="_Toc227698271" w:history="1">
+      <w:hyperlink w:anchor="_Toc227746648" w:history="1">
         <w:r>
           <w:rPr>
             <w:rStyle w:val="ac"/>
@@ -1614,7 +1614,7 @@
           <w:rPr>
             <w:webHidden/>
           </w:rPr>
-          <w:instrText xml:space="preserve"> PAGEREF _Toc227698271 \h </w:instrText>
+          <w:instrText xml:space="preserve"> PAGEREF _Toc227746648 \h </w:instrText>
         </w:r>
         <w:r>
           <w:rPr>
@@ -1651,7 +1651,7 @@
           <w:szCs w:val="22"/>
         </w:rPr>
       </w:pPr>
-      <w:hyperlink w:anchor="_Toc227698272" w:history="1">
+      <w:hyperlink w:anchor="_Toc227746649" w:history="1">
         <w:r>
           <w:rPr>
             <w:rStyle w:val="ac"/>
@@ -1688,7 +1688,7 @@
           <w:rPr>
             <w:webHidden/>
           </w:rPr>
-          <w:instrText xml:space="preserve"> PAGEREF _Toc227698272 \h </w:instrText>
+          <w:instrText xml:space="preserve"> PAGEREF _Toc227746649 \h </w:instrText>
         </w:r>
         <w:r>
           <w:rPr>
@@ -1724,7 +1724,7 @@
           <w:szCs w:val="22"/>
         </w:rPr>
       </w:pPr>
-      <w:hyperlink w:anchor="_Toc227698273" w:history="1">
+      <w:hyperlink w:anchor="_Toc227746650" w:history="1">
         <w:r>
           <w:rPr>
             <w:rStyle w:val="ac"/>
@@ -1754,7 +1754,7 @@
           <w:rPr>
             <w:webHidden/>
           </w:rPr>
-          <w:instrText xml:space="preserve"> PAGEREF _Toc227698273 \h </w:instrText>
+          <w:instrText xml:space="preserve"> PAGEREF _Toc227746650 \h </w:instrText>
         </w:r>
         <w:r>
           <w:rPr>
@@ -1790,7 +1790,7 @@
           <w:szCs w:val="22"/>
         </w:rPr>
       </w:pPr>
-      <w:hyperlink w:anchor="_Toc227698274" w:history="1">
+      <w:hyperlink w:anchor="_Toc227746651" w:history="1">
         <w:r>
           <w:rPr>
             <w:rStyle w:val="ac"/>
@@ -1820,7 +1820,7 @@
           <w:rPr>
             <w:webHidden/>
           </w:rPr>
-          <w:instrText xml:space="preserve"> PAGEREF _Toc227698274 \h </w:instrText>
+          <w:instrText xml:space="preserve"> PAGEREF _Toc227746651 \h </w:instrText>
         </w:r>
         <w:r>
           <w:rPr>
@@ -1856,7 +1856,7 @@
           <w:szCs w:val="22"/>
         </w:rPr>
       </w:pPr>
-      <w:hyperlink w:anchor="_Toc227698275" w:history="1">
+      <w:hyperlink w:anchor="_Toc227746652" w:history="1">
         <w:r>
           <w:rPr>
             <w:rStyle w:val="ac"/>
@@ -1886,7 +1886,7 @@
           <w:rPr>
             <w:webHidden/>
           </w:rPr>
-          <w:instrText xml:space="preserve"> PAGEREF _Toc227698275 \h </w:instrText>
+          <w:instrText xml:space="preserve"> PAGEREF _Toc227746652 \h </w:instrText>
         </w:r>
         <w:r>
           <w:rPr>
@@ -1922,7 +1922,7 @@
           <w:szCs w:val="22"/>
         </w:rPr>
       </w:pPr>
-      <w:hyperlink w:anchor="_Toc227698276" w:history="1">
+      <w:hyperlink w:anchor="_Toc227746653" w:history="1">
         <w:r>
           <w:rPr>
             <w:rStyle w:val="ac"/>
@@ -1952,7 +1952,7 @@
           <w:rPr>
             <w:webHidden/>
           </w:rPr>
-          <w:instrText xml:space="preserve"> PAGEREF _Toc227698276 \h </w:instrText>
+          <w:instrText xml:space="preserve"> PAGEREF _Toc227746653 \h </w:instrText>
         </w:r>
         <w:r>
           <w:rPr>
@@ -1989,7 +1989,7 @@
           <w:szCs w:val="22"/>
         </w:rPr>
       </w:pPr>
-      <w:hyperlink w:anchor="_Toc227698277" w:history="1">
+      <w:hyperlink w:anchor="_Toc227746654" w:history="1">
         <w:r>
           <w:rPr>
             <w:rStyle w:val="ac"/>
@@ -2026,7 +2026,7 @@
           <w:rPr>
             <w:webHidden/>
           </w:rPr>
-          <w:instrText xml:space="preserve"> PAGEREF _Toc227698277 \h </w:instrText>
+          <w:instrText xml:space="preserve"> PAGEREF _Toc227746654 \h </w:instrText>
         </w:r>
         <w:r>
           <w:rPr>
@@ -2062,7 +2062,7 @@
           <w:szCs w:val="22"/>
         </w:rPr>
       </w:pPr>
-      <w:hyperlink w:anchor="_Toc227698278" w:history="1">
+      <w:hyperlink w:anchor="_Toc227746655" w:history="1">
         <w:r>
           <w:rPr>
             <w:rStyle w:val="ac"/>
@@ -2092,7 +2092,7 @@
           <w:rPr>
             <w:webHidden/>
           </w:rPr>
-          <w:instrText xml:space="preserve"> PAGEREF _Toc227698278 \h </w:instrText>
+          <w:instrText xml:space="preserve"> PAGEREF _Toc227746655 \h </w:instrText>
         </w:r>
         <w:r>
           <w:rPr>
@@ -2128,7 +2128,7 @@
           <w:szCs w:val="22"/>
         </w:rPr>
       </w:pPr>
-      <w:hyperlink w:anchor="_Toc227698279" w:history="1">
+      <w:hyperlink w:anchor="_Toc227746656" w:history="1">
         <w:r>
           <w:rPr>
             <w:rStyle w:val="ac"/>
@@ -2171,7 +2171,7 @@
           <w:rPr>
             <w:webHidden/>
           </w:rPr>
-          <w:instrText xml:space="preserve"> PAGEREF _Toc227698279 \h </w:instrText>
+          <w:instrText xml:space="preserve"> PAGEREF _Toc227746656 \h </w:instrText>
         </w:r>
         <w:r>
           <w:rPr>
@@ -2207,7 +2207,7 @@
           <w:szCs w:val="22"/>
         </w:rPr>
       </w:pPr>
-      <w:hyperlink w:anchor="_Toc227698280" w:history="1">
+      <w:hyperlink w:anchor="_Toc227746657" w:history="1">
         <w:r>
           <w:rPr>
             <w:rStyle w:val="ac"/>
@@ -2230,7 +2230,7 @@
           <w:rPr>
             <w:webHidden/>
           </w:rPr>
-          <w:instrText xml:space="preserve"> PAGEREF _Toc227698280 \h </w:instrText>
+          <w:instrText xml:space="preserve"> PAGEREF _Toc227746657 \h </w:instrText>
         </w:r>
         <w:r>
           <w:rPr>
@@ -2266,7 +2266,7 @@
           <w:szCs w:val="22"/>
         </w:rPr>
       </w:pPr>
-      <w:hyperlink w:anchor="_Toc227698281" w:history="1">
+      <w:hyperlink w:anchor="_Toc227746658" w:history="1">
         <w:r>
           <w:rPr>
             <w:rStyle w:val="ac"/>
@@ -2296,7 +2296,7 @@
           <w:rPr>
             <w:webHidden/>
           </w:rPr>
-          <w:instrText xml:space="preserve"> PAGEREF _Toc227698281 \h </w:instrText>
+          <w:instrText xml:space="preserve"> PAGEREF _Toc227746658 \h </w:instrText>
         </w:r>
         <w:r>
           <w:rPr>
@@ -2337,7 +2337,7 @@
           <w:szCs w:val="22"/>
         </w:rPr>
       </w:pPr>
-      <w:hyperlink w:anchor="_Toc227698282" w:history="1">
+      <w:hyperlink w:anchor="_Toc227746659" w:history="1">
         <w:r>
           <w:rPr>
             <w:rStyle w:val="ac"/>
@@ -2393,7 +2393,7 @@
           <w:rPr>
             <w:webHidden/>
           </w:rPr>
-          <w:instrText xml:space="preserve"> PAGEREF _Toc227698282 \h </w:instrText>
+          <w:instrText xml:space="preserve"> PAGEREF _Toc227746659 \h </w:instrText>
         </w:r>
         <w:r>
           <w:rPr>
@@ -2429,7 +2429,7 @@
           <w:szCs w:val="22"/>
         </w:rPr>
       </w:pPr>
-      <w:hyperlink w:anchor="_Toc227698283" w:history="1">
+      <w:hyperlink w:anchor="_Toc227746660" w:history="1">
         <w:r>
           <w:rPr>
             <w:rStyle w:val="ac"/>
@@ -2472,7 +2472,7 @@
           <w:rPr>
             <w:webHidden/>
           </w:rPr>
-          <w:instrText xml:space="preserve"> PAGEREF _Toc227698283 \h </w:instrText>
+          <w:instrText xml:space="preserve"> PAGEREF _Toc227746660 \h </w:instrText>
         </w:r>
         <w:r>
           <w:rPr>
@@ -2508,7 +2508,7 @@
           <w:szCs w:val="22"/>
         </w:rPr>
       </w:pPr>
-      <w:hyperlink w:anchor="_Toc227698284" w:history="1">
+      <w:hyperlink w:anchor="_Toc227746661" w:history="1">
         <w:r>
           <w:rPr>
             <w:rStyle w:val="ac"/>
@@ -2538,7 +2538,7 @@
           <w:rPr>
             <w:webHidden/>
           </w:rPr>
-          <w:instrText xml:space="preserve"> PAGEREF _Toc227698284 \h </w:instrText>
+          <w:instrText xml:space="preserve"> PAGEREF _Toc227746661 \h </w:instrText>
         </w:r>
         <w:r>
           <w:rPr>
@@ -2574,7 +2574,7 @@
           <w:szCs w:val="22"/>
         </w:rPr>
       </w:pPr>
-      <w:hyperlink w:anchor="_Toc227698285" w:history="1">
+      <w:hyperlink w:anchor="_Toc227746662" w:history="1">
         <w:r>
           <w:rPr>
             <w:rStyle w:val="ac"/>
@@ -2604,7 +2604,7 @@
           <w:rPr>
             <w:webHidden/>
           </w:rPr>
-          <w:instrText xml:space="preserve"> PAGEREF _Toc227698285 \h </w:instrText>
+          <w:instrText xml:space="preserve"> PAGEREF _Toc227746662 \h </w:instrText>
         </w:r>
         <w:r>
           <w:rPr>
@@ -2640,7 +2640,7 @@
           <w:szCs w:val="22"/>
         </w:rPr>
       </w:pPr>
-      <w:hyperlink w:anchor="_Toc227698286" w:history="1">
+      <w:hyperlink w:anchor="_Toc227746663" w:history="1">
         <w:r>
           <w:rPr>
             <w:rStyle w:val="ac"/>
@@ -2670,7 +2670,7 @@
           <w:rPr>
             <w:webHidden/>
           </w:rPr>
-          <w:instrText xml:space="preserve"> PAGEREF _Toc227698286 \h </w:instrText>
+          <w:instrText xml:space="preserve"> PAGEREF _Toc227746663 \h </w:instrText>
         </w:r>
         <w:r>
           <w:rPr>
@@ -2706,7 +2706,7 @@
           <w:szCs w:val="22"/>
         </w:rPr>
       </w:pPr>
-      <w:hyperlink w:anchor="_Toc227698287" w:history="1">
+      <w:hyperlink w:anchor="_Toc227746664" w:history="1">
         <w:r>
           <w:rPr>
             <w:rStyle w:val="ac"/>
@@ -2736,7 +2736,7 @@
           <w:rPr>
             <w:webHidden/>
           </w:rPr>
-          <w:instrText xml:space="preserve"> PAGEREF _Toc227698287 \h </w:instrText>
+          <w:instrText xml:space="preserve"> PAGEREF _Toc227746664 \h </w:instrText>
         </w:r>
         <w:r>
           <w:rPr>
@@ -2772,7 +2772,7 @@
           <w:szCs w:val="22"/>
         </w:rPr>
       </w:pPr>
-      <w:hyperlink w:anchor="_Toc227698288" w:history="1">
+      <w:hyperlink w:anchor="_Toc227746665" w:history="1">
         <w:r>
           <w:rPr>
             <w:rStyle w:val="ac"/>
@@ -2802,7 +2802,7 @@
           <w:rPr>
             <w:webHidden/>
           </w:rPr>
-          <w:instrText xml:space="preserve"> PAGEREF _Toc227698288 \h </w:instrText>
+          <w:instrText xml:space="preserve"> PAGEREF _Toc227746665 \h </w:instrText>
         </w:r>
         <w:r>
           <w:rPr>
@@ -2839,7 +2839,7 @@
           <w:szCs w:val="22"/>
         </w:rPr>
       </w:pPr>
-      <w:hyperlink w:anchor="_Toc227698289" w:history="1">
+      <w:hyperlink w:anchor="_Toc227746666" w:history="1">
         <w:r>
           <w:rPr>
             <w:rStyle w:val="ac"/>
@@ -2876,7 +2876,7 @@
           <w:rPr>
             <w:webHidden/>
           </w:rPr>
-          <w:instrText xml:space="preserve"> PAGEREF _Toc227698289 \h </w:instrText>
+          <w:instrText xml:space="preserve"> PAGEREF _Toc227746666 \h </w:instrText>
         </w:r>
         <w:r>
           <w:rPr>
@@ -2912,7 +2912,7 @@
           <w:szCs w:val="22"/>
         </w:rPr>
       </w:pPr>
-      <w:hyperlink w:anchor="_Toc227698290" w:history="1">
+      <w:hyperlink w:anchor="_Toc227746667" w:history="1">
         <w:r>
           <w:rPr>
             <w:rStyle w:val="ac"/>
@@ -2942,7 +2942,7 @@
           <w:rPr>
             <w:webHidden/>
           </w:rPr>
-          <w:instrText xml:space="preserve"> PAGEREF _Toc227698290 \h </w:instrText>
+          <w:instrText xml:space="preserve"> PAGEREF _Toc227746667 \h </w:instrText>
         </w:r>
         <w:r>
           <w:rPr>
@@ -2978,7 +2978,7 @@
           <w:szCs w:val="22"/>
         </w:rPr>
       </w:pPr>
-      <w:hyperlink w:anchor="_Toc227698291" w:history="1">
+      <w:hyperlink w:anchor="_Toc227746668" w:history="1">
         <w:r>
           <w:rPr>
             <w:rStyle w:val="ac"/>
@@ -3008,7 +3008,7 @@
           <w:rPr>
             <w:webHidden/>
           </w:rPr>
-          <w:instrText xml:space="preserve"> PAGEREF _Toc227698291 \h </w:instrText>
+          <w:instrText xml:space="preserve"> PAGEREF _Toc227746668 \h </w:instrText>
         </w:r>
         <w:r>
           <w:rPr>
@@ -3044,7 +3044,7 @@
           <w:szCs w:val="22"/>
         </w:rPr>
       </w:pPr>
-      <w:hyperlink w:anchor="_Toc227698292" w:history="1">
+      <w:hyperlink w:anchor="_Toc227746669" w:history="1">
         <w:r>
           <w:rPr>
             <w:rStyle w:val="ac"/>
@@ -3074,7 +3074,7 @@
           <w:rPr>
             <w:webHidden/>
           </w:rPr>
-          <w:instrText xml:space="preserve"> PAGEREF _Toc227698292 \h </w:instrText>
+          <w:instrText xml:space="preserve"> PAGEREF _Toc227746669 \h </w:instrText>
         </w:r>
         <w:r>
           <w:rPr>
@@ -3111,7 +3111,7 @@
           <w:szCs w:val="22"/>
         </w:rPr>
       </w:pPr>
-      <w:hyperlink w:anchor="_Toc227698293" w:history="1">
+      <w:hyperlink w:anchor="_Toc227746670" w:history="1">
         <w:r>
           <w:rPr>
             <w:rStyle w:val="ac"/>
@@ -3135,7 +3135,7 @@
           <w:rPr>
             <w:webHidden/>
           </w:rPr>
-          <w:instrText xml:space="preserve"> PAGEREF _Toc227698293 \h </w:instrText>
+          <w:instrText xml:space="preserve"> PAGEREF _Toc227746670 \h </w:instrText>
         </w:r>
         <w:r>
           <w:rPr>
@@ -3171,7 +3171,7 @@
           <w:szCs w:val="22"/>
         </w:rPr>
       </w:pPr>
-      <w:hyperlink w:anchor="_Toc227698294" w:history="1">
+      <w:hyperlink w:anchor="_Toc227746671" w:history="1">
         <w:r>
           <w:rPr>
             <w:rStyle w:val="ac"/>
@@ -3201,7 +3201,7 @@
           <w:rPr>
             <w:webHidden/>
           </w:rPr>
-          <w:instrText xml:space="preserve"> PAGEREF _Toc227698294 \h </w:instrText>
+          <w:instrText xml:space="preserve"> PAGEREF _Toc227746671 \h </w:instrText>
         </w:r>
         <w:r>
           <w:rPr>
@@ -3237,7 +3237,7 @@
           <w:szCs w:val="22"/>
         </w:rPr>
       </w:pPr>
-      <w:hyperlink w:anchor="_Toc227698295" w:history="1">
+      <w:hyperlink w:anchor="_Toc227746672" w:history="1">
         <w:r>
           <w:rPr>
             <w:rStyle w:val="ac"/>
@@ -3267,7 +3267,7 @@
           <w:rPr>
             <w:webHidden/>
           </w:rPr>
-          <w:instrText xml:space="preserve"> PAGEREF _Toc227698295 \h </w:instrText>
+          <w:instrText xml:space="preserve"> PAGEREF _Toc227746672 \h </w:instrText>
         </w:r>
         <w:r>
           <w:rPr>
@@ -3308,7 +3308,7 @@
           <w:szCs w:val="22"/>
         </w:rPr>
       </w:pPr>
-      <w:hyperlink w:anchor="_Toc227698296" w:history="1">
+      <w:hyperlink w:anchor="_Toc227746673" w:history="1">
         <w:r>
           <w:rPr>
             <w:rStyle w:val="ac"/>
@@ -3351,7 +3351,7 @@
           <w:rPr>
             <w:webHidden/>
           </w:rPr>
-          <w:instrText xml:space="preserve"> PAGEREF _Toc227698296 \h </w:instrText>
+          <w:instrText xml:space="preserve"> PAGEREF _Toc227746673 \h </w:instrText>
         </w:r>
         <w:r>
           <w:rPr>
@@ -3392,7 +3392,7 @@
           <w:szCs w:val="22"/>
         </w:rPr>
       </w:pPr>
-      <w:hyperlink w:anchor="_Toc227698297" w:history="1">
+      <w:hyperlink w:anchor="_Toc227746674" w:history="1">
         <w:r>
           <w:rPr>
             <w:rStyle w:val="ac"/>
@@ -3422,7 +3422,7 @@
           <w:rPr>
             <w:webHidden/>
           </w:rPr>
-          <w:instrText xml:space="preserve"> PAGEREF _Toc227698297 \h </w:instrText>
+          <w:instrText xml:space="preserve"> PAGEREF _Toc227746674 \h </w:instrText>
         </w:r>
         <w:r>
           <w:rPr>
@@ -3463,7 +3463,7 @@
           <w:szCs w:val="22"/>
         </w:rPr>
       </w:pPr>
-      <w:hyperlink w:anchor="_Toc227698298" w:history="1">
+      <w:hyperlink w:anchor="_Toc227746675" w:history="1">
         <w:r>
           <w:rPr>
             <w:rStyle w:val="ac"/>
@@ -3493,7 +3493,7 @@
           <w:rPr>
             <w:webHidden/>
           </w:rPr>
-          <w:instrText xml:space="preserve"> PAGEREF _Toc227698298 \h </w:instrText>
+          <w:instrText xml:space="preserve"> PAGEREF _Toc227746675 \h </w:instrText>
         </w:r>
         <w:r>
           <w:rPr>
@@ -3529,7 +3529,7 @@
           <w:szCs w:val="22"/>
         </w:rPr>
       </w:pPr>
-      <w:hyperlink w:anchor="_Toc227698299" w:history="1">
+      <w:hyperlink w:anchor="_Toc227746676" w:history="1">
         <w:r>
           <w:rPr>
             <w:rStyle w:val="ac"/>
@@ -3559,7 +3559,7 @@
           <w:rPr>
             <w:webHidden/>
           </w:rPr>
-          <w:instrText xml:space="preserve"> PAGEREF _Toc227698299 \h </w:instrText>
+          <w:instrText xml:space="preserve"> PAGEREF _Toc227746676 \h </w:instrText>
         </w:r>
         <w:r>
           <w:rPr>
@@ -3595,7 +3595,7 @@
           <w:szCs w:val="22"/>
         </w:rPr>
       </w:pPr>
-      <w:hyperlink w:anchor="_Toc227698300" w:history="1">
+      <w:hyperlink w:anchor="_Toc227746677" w:history="1">
         <w:r>
           <w:rPr>
             <w:rStyle w:val="ac"/>
@@ -3625,7 +3625,7 @@
           <w:rPr>
             <w:webHidden/>
           </w:rPr>
-          <w:instrText xml:space="preserve"> PAGEREF _Toc227698300 \h </w:instrText>
+          <w:instrText xml:space="preserve"> PAGEREF _Toc227746677 \h </w:instrText>
         </w:r>
         <w:r>
           <w:rPr>
@@ -3666,7 +3666,7 @@
           <w:szCs w:val="22"/>
         </w:rPr>
       </w:pPr>
-      <w:hyperlink w:anchor="_Toc227698301" w:history="1">
+      <w:hyperlink w:anchor="_Toc227746678" w:history="1">
         <w:r>
           <w:rPr>
             <w:rStyle w:val="ac"/>
@@ -3696,7 +3696,7 @@
           <w:rPr>
             <w:webHidden/>
           </w:rPr>
-          <w:instrText xml:space="preserve"> PAGEREF _Toc227698301 \h </w:instrText>
+          <w:instrText xml:space="preserve"> PAGEREF _Toc227746678 \h </w:instrText>
         </w:r>
         <w:r>
           <w:rPr>
@@ -3737,7 +3737,7 @@
           <w:szCs w:val="22"/>
         </w:rPr>
       </w:pPr>
-      <w:hyperlink w:anchor="_Toc227698302" w:history="1">
+      <w:hyperlink w:anchor="_Toc227746679" w:history="1">
         <w:r>
           <w:rPr>
             <w:rStyle w:val="ac"/>
@@ -3780,7 +3780,7 @@
           <w:rPr>
             <w:webHidden/>
           </w:rPr>
-          <w:instrText xml:space="preserve"> PAGEREF _Toc227698302 \h </w:instrText>
+          <w:instrText xml:space="preserve"> PAGEREF _Toc227746679 \h </w:instrText>
         </w:r>
         <w:r>
           <w:rPr>
@@ -3816,7 +3816,7 @@
           <w:szCs w:val="22"/>
         </w:rPr>
       </w:pPr>
-      <w:hyperlink w:anchor="_Toc227698303" w:history="1">
+      <w:hyperlink w:anchor="_Toc227746680" w:history="1">
         <w:r>
           <w:rPr>
             <w:rStyle w:val="ac"/>
@@ -3846,7 +3846,7 @@
           <w:rPr>
             <w:webHidden/>
           </w:rPr>
-          <w:instrText xml:space="preserve"> PAGEREF _Toc227698303 \h </w:instrText>
+          <w:instrText xml:space="preserve"> PAGEREF _Toc227746680 \h </w:instrText>
         </w:r>
         <w:r>
           <w:rPr>
@@ -3883,7 +3883,7 @@
           <w:szCs w:val="22"/>
         </w:rPr>
       </w:pPr>
-      <w:hyperlink w:anchor="_Toc227698304" w:history="1">
+      <w:hyperlink w:anchor="_Toc227746681" w:history="1">
         <w:r>
           <w:rPr>
             <w:rStyle w:val="ac"/>
@@ -3920,7 +3920,7 @@
           <w:rPr>
             <w:webHidden/>
           </w:rPr>
-          <w:instrText xml:space="preserve"> PAGEREF _Toc227698304 \h </w:instrText>
+          <w:instrText xml:space="preserve"> PAGEREF _Toc227746681 \h </w:instrText>
         </w:r>
         <w:r>
           <w:rPr>
@@ -3956,7 +3956,7 @@
           <w:szCs w:val="22"/>
         </w:rPr>
       </w:pPr>
-      <w:hyperlink w:anchor="_Toc227698305" w:history="1">
+      <w:hyperlink w:anchor="_Toc227746682" w:history="1">
         <w:r>
           <w:rPr>
             <w:rStyle w:val="ac"/>
@@ -3986,7 +3986,7 @@
           <w:rPr>
             <w:webHidden/>
           </w:rPr>
-          <w:instrText xml:space="preserve"> PAGEREF _Toc227698305 \h </w:instrText>
+          <w:instrText xml:space="preserve"> PAGEREF _Toc227746682 \h </w:instrText>
         </w:r>
         <w:r>
           <w:rPr>
@@ -4022,7 +4022,7 @@
           <w:szCs w:val="22"/>
         </w:rPr>
       </w:pPr>
-      <w:hyperlink w:anchor="_Toc227698306" w:history="1">
+      <w:hyperlink w:anchor="_Toc227746683" w:history="1">
         <w:r>
           <w:rPr>
             <w:rStyle w:val="ac"/>
@@ -4052,7 +4052,7 @@
           <w:rPr>
             <w:webHidden/>
           </w:rPr>
-          <w:instrText xml:space="preserve"> PAGEREF _Toc227698306 \h </w:instrText>
+          <w:instrText xml:space="preserve"> PAGEREF _Toc227746683 \h </w:instrText>
         </w:r>
         <w:r>
           <w:rPr>
@@ -4088,7 +4088,7 @@
           <w:szCs w:val="22"/>
         </w:rPr>
       </w:pPr>
-      <w:hyperlink w:anchor="_Toc227698307" w:history="1">
+      <w:hyperlink w:anchor="_Toc227746684" w:history="1">
         <w:r>
           <w:rPr>
             <w:rStyle w:val="ac"/>
@@ -4118,7 +4118,7 @@
           <w:rPr>
             <w:webHidden/>
           </w:rPr>
-          <w:instrText xml:space="preserve"> PAGEREF _Toc227698307 \h </w:instrText>
+          <w:instrText xml:space="preserve"> PAGEREF _Toc227746684 \h </w:instrText>
         </w:r>
         <w:r>
           <w:rPr>
@@ -4154,7 +4154,7 @@
           <w:szCs w:val="22"/>
         </w:rPr>
       </w:pPr>
-      <w:hyperlink w:anchor="_Toc227698308" w:history="1">
+      <w:hyperlink w:anchor="_Toc227746685" w:history="1">
         <w:r>
           <w:rPr>
             <w:rStyle w:val="ac"/>
@@ -4184,7 +4184,7 @@
           <w:rPr>
             <w:webHidden/>
           </w:rPr>
-          <w:instrText xml:space="preserve"> PAGEREF _Toc227698308 \h </w:instrText>
+          <w:instrText xml:space="preserve"> PAGEREF _Toc227746685 \h </w:instrText>
         </w:r>
         <w:r>
           <w:rPr>
@@ -4220,7 +4220,7 @@
           <w:szCs w:val="22"/>
         </w:rPr>
       </w:pPr>
-      <w:hyperlink w:anchor="_Toc227698309" w:history="1">
+      <w:hyperlink w:anchor="_Toc227746686" w:history="1">
         <w:r>
           <w:rPr>
             <w:rStyle w:val="ac"/>
@@ -4250,7 +4250,7 @@
           <w:rPr>
             <w:webHidden/>
           </w:rPr>
-          <w:instrText xml:space="preserve"> PAGEREF _Toc227698309 \h </w:instrText>
+          <w:instrText xml:space="preserve"> PAGEREF _Toc227746686 \h </w:instrText>
         </w:r>
         <w:r>
           <w:rPr>
@@ -4286,7 +4286,7 @@
           <w:szCs w:val="22"/>
         </w:rPr>
       </w:pPr>
-      <w:hyperlink w:anchor="_Toc227698310" w:history="1">
+      <w:hyperlink w:anchor="_Toc227746687" w:history="1">
         <w:r>
           <w:rPr>
             <w:rStyle w:val="ac"/>
@@ -4316,7 +4316,7 @@
           <w:rPr>
             <w:webHidden/>
           </w:rPr>
-          <w:instrText xml:space="preserve"> PAGEREF _Toc227698310 \h </w:instrText>
+          <w:instrText xml:space="preserve"> PAGEREF _Toc227746687 \h </w:instrText>
         </w:r>
         <w:r>
           <w:rPr>
@@ -4352,7 +4352,7 @@
           <w:szCs w:val="22"/>
         </w:rPr>
       </w:pPr>
-      <w:hyperlink w:anchor="_Toc227698311" w:history="1">
+      <w:hyperlink w:anchor="_Toc227746688" w:history="1">
         <w:r>
           <w:rPr>
             <w:rStyle w:val="ac"/>
@@ -4377,7 +4377,7 @@
           <w:rPr>
             <w:webHidden/>
           </w:rPr>
-          <w:instrText xml:space="preserve"> PAGEREF _Toc227698311 \h </w:instrText>
+          <w:instrText xml:space="preserve"> PAGEREF _Toc227746688 \h </w:instrText>
         </w:r>
         <w:r>
           <w:rPr>
@@ -4414,7 +4414,7 @@
           <w:szCs w:val="22"/>
         </w:rPr>
       </w:pPr>
-      <w:hyperlink w:anchor="_Toc227698312" w:history="1">
+      <w:hyperlink w:anchor="_Toc227746689" w:history="1">
         <w:r>
           <w:rPr>
             <w:rStyle w:val="ac"/>
@@ -4451,7 +4451,7 @@
           <w:rPr>
             <w:webHidden/>
           </w:rPr>
-          <w:instrText xml:space="preserve"> PAGEREF _Toc227698312 \h </w:instrText>
+          <w:instrText xml:space="preserve"> PAGEREF _Toc227746689 \h </w:instrText>
         </w:r>
         <w:r>
           <w:rPr>
@@ -4487,7 +4487,7 @@
           <w:szCs w:val="22"/>
         </w:rPr>
       </w:pPr>
-      <w:hyperlink w:anchor="_Toc227698313" w:history="1">
+      <w:hyperlink w:anchor="_Toc227746690" w:history="1">
         <w:r>
           <w:rPr>
             <w:rStyle w:val="ac"/>
@@ -4517,7 +4517,7 @@
           <w:rPr>
             <w:webHidden/>
           </w:rPr>
-          <w:instrText xml:space="preserve"> PAGEREF _Toc227698313 \h </w:instrText>
+          <w:instrText xml:space="preserve"> PAGEREF _Toc227746690 \h </w:instrText>
         </w:r>
         <w:r>
           <w:rPr>
@@ -4553,7 +4553,7 @@
           <w:szCs w:val="22"/>
         </w:rPr>
       </w:pPr>
-      <w:hyperlink w:anchor="_Toc227698314" w:history="1">
+      <w:hyperlink w:anchor="_Toc227746691" w:history="1">
         <w:r>
           <w:rPr>
             <w:rStyle w:val="ac"/>
@@ -4583,7 +4583,7 @@
           <w:rPr>
             <w:webHidden/>
           </w:rPr>
-          <w:instrText xml:space="preserve"> PAGEREF _Toc227698314 \h </w:instrText>
+          <w:instrText xml:space="preserve"> PAGEREF _Toc227746691 \h </w:instrText>
         </w:r>
         <w:r>
           <w:rPr>
@@ -4619,7 +4619,7 @@
           <w:szCs w:val="22"/>
         </w:rPr>
       </w:pPr>
-      <w:hyperlink w:anchor="_Toc227698315" w:history="1">
+      <w:hyperlink w:anchor="_Toc227746692" w:history="1">
         <w:r>
           <w:rPr>
             <w:rStyle w:val="ac"/>
@@ -4649,7 +4649,7 @@
           <w:rPr>
             <w:webHidden/>
           </w:rPr>
-          <w:instrText xml:space="preserve"> PAGEREF _Toc227698315 \h </w:instrText>
+          <w:instrText xml:space="preserve"> PAGEREF _Toc227746692 \h </w:instrText>
         </w:r>
         <w:r>
           <w:rPr>
@@ -4686,7 +4686,7 @@
           <w:szCs w:val="22"/>
         </w:rPr>
       </w:pPr>
-      <w:hyperlink w:anchor="_Toc227698316" w:history="1">
+      <w:hyperlink w:anchor="_Toc227746693" w:history="1">
         <w:r>
           <w:rPr>
             <w:rStyle w:val="ac"/>
@@ -4710,7 +4710,7 @@
           <w:rPr>
             <w:webHidden/>
           </w:rPr>
-          <w:instrText xml:space="preserve"> PAGEREF _Toc227698316 \h </w:instrText>
+          <w:instrText xml:space="preserve"> PAGEREF _Toc227746693 \h </w:instrText>
         </w:r>
         <w:r>
           <w:rPr>
@@ -4749,7 +4749,7 @@
           <w:szCs w:val="22"/>
         </w:rPr>
       </w:pPr>
-      <w:hyperlink w:anchor="_Toc227698317" w:history="1">
+      <w:hyperlink w:anchor="_Toc227746694" w:history="1">
         <w:r>
           <w:rPr>
             <w:rStyle w:val="ac"/>
@@ -4806,7 +4806,7 @@
           <w:rPr>
             <w:webHidden/>
           </w:rPr>
-          <w:instrText xml:space="preserve"> PAGEREF _Toc227698317 \h </w:instrText>
+          <w:instrText xml:space="preserve"> PAGEREF _Toc227746694 \h </w:instrText>
         </w:r>
         <w:r>
           <w:rPr>
@@ -4842,7 +4842,7 @@
           <w:szCs w:val="22"/>
         </w:rPr>
       </w:pPr>
-      <w:hyperlink w:anchor="_Toc227698318" w:history="1">
+      <w:hyperlink w:anchor="_Toc227746695" w:history="1">
         <w:r>
           <w:rPr>
             <w:rStyle w:val="ac"/>
@@ -4872,7 +4872,7 @@
           <w:rPr>
             <w:webHidden/>
           </w:rPr>
-          <w:instrText xml:space="preserve"> PAGEREF _Toc227698318 \h </w:instrText>
+          <w:instrText xml:space="preserve"> PAGEREF _Toc227746695 \h </w:instrText>
         </w:r>
         <w:r>
           <w:rPr>
@@ -4908,7 +4908,7 @@
           <w:szCs w:val="22"/>
         </w:rPr>
       </w:pPr>
-      <w:hyperlink w:anchor="_Toc227698319" w:history="1">
+      <w:hyperlink w:anchor="_Toc227746696" w:history="1">
         <w:r>
           <w:rPr>
             <w:rStyle w:val="ac"/>
@@ -4944,7 +4944,7 @@
           <w:rPr>
             <w:webHidden/>
           </w:rPr>
-          <w:instrText xml:space="preserve"> PAGEREF _Toc227698319 \h </w:instrText>
+          <w:instrText xml:space="preserve"> PAGEREF _Toc227746696 \h </w:instrText>
         </w:r>
         <w:r>
           <w:rPr>
@@ -4981,7 +4981,7 @@
           <w:szCs w:val="22"/>
         </w:rPr>
       </w:pPr>
-      <w:hyperlink w:anchor="_Toc227698320" w:history="1">
+      <w:hyperlink w:anchor="_Toc227746697" w:history="1">
         <w:r>
           <w:rPr>
             <w:rStyle w:val="ac"/>
@@ -5018,7 +5018,7 @@
           <w:rPr>
             <w:webHidden/>
           </w:rPr>
-          <w:instrText xml:space="preserve"> PAGEREF _Toc227698320 \h </w:instrText>
+          <w:instrText xml:space="preserve"> PAGEREF _Toc227746697 \h </w:instrText>
         </w:r>
         <w:r>
           <w:rPr>
@@ -5054,7 +5054,7 @@
           <w:szCs w:val="22"/>
         </w:rPr>
       </w:pPr>
-      <w:hyperlink w:anchor="_Toc227698321" w:history="1">
+      <w:hyperlink w:anchor="_Toc227746698" w:history="1">
         <w:r>
           <w:rPr>
             <w:rStyle w:val="ac"/>
@@ -5084,7 +5084,7 @@
           <w:rPr>
             <w:webHidden/>
           </w:rPr>
-          <w:instrText xml:space="preserve"> PAGEREF _Toc227698321 \h </w:instrText>
+          <w:instrText xml:space="preserve"> PAGEREF _Toc227746698 \h </w:instrText>
         </w:r>
         <w:r>
           <w:rPr>
@@ -5125,7 +5125,7 @@
           <w:szCs w:val="22"/>
         </w:rPr>
       </w:pPr>
-      <w:hyperlink w:anchor="_Toc227698322" w:history="1">
+      <w:hyperlink w:anchor="_Toc227746699" w:history="1">
         <w:r>
           <w:rPr>
             <w:rStyle w:val="ac"/>
@@ -5168,7 +5168,7 @@
           <w:rPr>
             <w:webHidden/>
           </w:rPr>
-          <w:instrText xml:space="preserve"> PAGEREF _Toc227698322 \h </w:instrText>
+          <w:instrText xml:space="preserve"> PAGEREF _Toc227746699 \h </w:instrText>
         </w:r>
         <w:r>
           <w:rPr>
@@ -5209,7 +5209,7 @@
           <w:szCs w:val="22"/>
         </w:rPr>
       </w:pPr>
-      <w:hyperlink w:anchor="_Toc227698323" w:history="1">
+      <w:hyperlink w:anchor="_Toc227746700" w:history="1">
         <w:r>
           <w:rPr>
             <w:rStyle w:val="ac"/>
@@ -5252,7 +5252,7 @@
           <w:rPr>
             <w:webHidden/>
           </w:rPr>
-          <w:instrText xml:space="preserve"> PAGEREF _Toc227698323 \h </w:instrText>
+          <w:instrText xml:space="preserve"> PAGEREF _Toc227746700 \h </w:instrText>
         </w:r>
         <w:r>
           <w:rPr>
@@ -5293,7 +5293,7 @@
           <w:szCs w:val="22"/>
         </w:rPr>
       </w:pPr>
-      <w:hyperlink w:anchor="_Toc227698324" w:history="1">
+      <w:hyperlink w:anchor="_Toc227746701" w:history="1">
         <w:r>
           <w:rPr>
             <w:rStyle w:val="ac"/>
@@ -5336,7 +5336,7 @@
           <w:rPr>
             <w:webHidden/>
           </w:rPr>
-          <w:instrText xml:space="preserve"> PAGEREF _Toc227698324 \h </w:instrText>
+          <w:instrText xml:space="preserve"> PAGEREF _Toc227746701 \h </w:instrText>
         </w:r>
         <w:r>
           <w:rPr>
@@ -5377,7 +5377,7 @@
           <w:szCs w:val="22"/>
         </w:rPr>
       </w:pPr>
-      <w:hyperlink w:anchor="_Toc227698325" w:history="1">
+      <w:hyperlink w:anchor="_Toc227746702" w:history="1">
         <w:r>
           <w:rPr>
             <w:rStyle w:val="ac"/>
@@ -5420,7 +5420,7 @@
           <w:rPr>
             <w:webHidden/>
           </w:rPr>
-          <w:instrText xml:space="preserve"> PAGEREF _Toc227698325 \h </w:instrText>
+          <w:instrText xml:space="preserve"> PAGEREF _Toc227746702 \h </w:instrText>
         </w:r>
         <w:r>
           <w:rPr>
@@ -5461,7 +5461,7 @@
           <w:szCs w:val="22"/>
         </w:rPr>
       </w:pPr>
-      <w:hyperlink w:anchor="_Toc227698326" w:history="1">
+      <w:hyperlink w:anchor="_Toc227746703" w:history="1">
         <w:r>
           <w:rPr>
             <w:rStyle w:val="ac"/>
@@ -5504,7 +5504,7 @@
           <w:rPr>
             <w:webHidden/>
           </w:rPr>
-          <w:instrText xml:space="preserve"> PAGEREF _Toc227698326 \h </w:instrText>
+          <w:instrText xml:space="preserve"> PAGEREF _Toc227746703 \h </w:instrText>
         </w:r>
         <w:r>
           <w:rPr>
@@ -5540,7 +5540,7 @@
           <w:szCs w:val="22"/>
         </w:rPr>
       </w:pPr>
-      <w:hyperlink w:anchor="_Toc227698327" w:history="1">
+      <w:hyperlink w:anchor="_Toc227746704" w:history="1">
         <w:r>
           <w:rPr>
             <w:rStyle w:val="ac"/>
@@ -5570,7 +5570,7 @@
           <w:rPr>
             <w:webHidden/>
           </w:rPr>
-          <w:instrText xml:space="preserve"> PAGEREF _Toc227698327 \h </w:instrText>
+          <w:instrText xml:space="preserve"> PAGEREF _Toc227746704 \h </w:instrText>
         </w:r>
         <w:r>
           <w:rPr>
@@ -5607,7 +5607,7 @@
           <w:szCs w:val="22"/>
         </w:rPr>
       </w:pPr>
-      <w:hyperlink w:anchor="_Toc227698328" w:history="1">
+      <w:hyperlink w:anchor="_Toc227746705" w:history="1">
         <w:r>
           <w:rPr>
             <w:rStyle w:val="ac"/>
@@ -5644,7 +5644,7 @@
           <w:rPr>
             <w:webHidden/>
           </w:rPr>
-          <w:instrText xml:space="preserve"> PAGEREF _Toc227698328 \h </w:instrText>
+          <w:instrText xml:space="preserve"> PAGEREF _Toc227746705 \h </w:instrText>
         </w:r>
         <w:r>
           <w:rPr>
@@ -5680,7 +5680,7 @@
           <w:szCs w:val="22"/>
         </w:rPr>
       </w:pPr>
-      <w:hyperlink w:anchor="_Toc227698329" w:history="1">
+      <w:hyperlink w:anchor="_Toc227746706" w:history="1">
         <w:r>
           <w:rPr>
             <w:rStyle w:val="ac"/>
@@ -5710,7 +5710,7 @@
           <w:rPr>
             <w:webHidden/>
           </w:rPr>
-          <w:instrText xml:space="preserve"> PAGEREF _Toc227698329 \h </w:instrText>
+          <w:instrText xml:space="preserve"> PAGEREF _Toc227746706 \h </w:instrText>
         </w:r>
         <w:r>
           <w:rPr>
@@ -5746,7 +5746,7 @@
           <w:szCs w:val="22"/>
         </w:rPr>
       </w:pPr>
-      <w:hyperlink w:anchor="_Toc227698330" w:history="1">
+      <w:hyperlink w:anchor="_Toc227746707" w:history="1">
         <w:r>
           <w:rPr>
             <w:rStyle w:val="ac"/>
@@ -5776,7 +5776,7 @@
           <w:rPr>
             <w:webHidden/>
           </w:rPr>
-          <w:instrText xml:space="preserve"> PAGEREF _Toc227698330 \h </w:instrText>
+          <w:instrText xml:space="preserve"> PAGEREF _Toc227746707 \h </w:instrText>
         </w:r>
         <w:r>
           <w:rPr>
@@ -5812,7 +5812,7 @@
           <w:szCs w:val="22"/>
         </w:rPr>
       </w:pPr>
-      <w:hyperlink w:anchor="_Toc227698331" w:history="1">
+      <w:hyperlink w:anchor="_Toc227746708" w:history="1">
         <w:r>
           <w:rPr>
             <w:rStyle w:val="ac"/>
@@ -5842,7 +5842,7 @@
           <w:rPr>
             <w:webHidden/>
           </w:rPr>
-          <w:instrText xml:space="preserve"> PAGEREF _Toc227698331 \h </w:instrText>
+          <w:instrText xml:space="preserve"> PAGEREF _Toc227746708 \h </w:instrText>
         </w:r>
         <w:r>
           <w:rPr>
@@ -5879,7 +5879,7 @@
           <w:szCs w:val="22"/>
         </w:rPr>
       </w:pPr>
-      <w:hyperlink w:anchor="_Toc227698332" w:history="1">
+      <w:hyperlink w:anchor="_Toc227746709" w:history="1">
         <w:r>
           <w:rPr>
             <w:rStyle w:val="ac"/>
@@ -5909,7 +5909,7 @@
           <w:rPr>
             <w:webHidden/>
           </w:rPr>
-          <w:instrText xml:space="preserve"> PAGEREF _Toc227698332 \h </w:instrText>
+          <w:instrText xml:space="preserve"> PAGEREF _Toc227746709 \h </w:instrText>
         </w:r>
         <w:r>
           <w:rPr>
@@ -5945,7 +5945,7 @@
           <w:szCs w:val="22"/>
         </w:rPr>
       </w:pPr>
-      <w:hyperlink w:anchor="_Toc227698333" w:history="1">
+      <w:hyperlink w:anchor="_Toc227746710" w:history="1">
         <w:r>
           <w:rPr>
             <w:rStyle w:val="ac"/>
@@ -5975,7 +5975,7 @@
           <w:rPr>
             <w:webHidden/>
           </w:rPr>
-          <w:instrText xml:space="preserve"> PAGEREF _Toc227698333 \h </w:instrText>
+          <w:instrText xml:space="preserve"> PAGEREF _Toc227746710 \h </w:instrText>
         </w:r>
         <w:r>
           <w:rPr>
@@ -6011,7 +6011,7 @@
           <w:szCs w:val="22"/>
         </w:rPr>
       </w:pPr>
-      <w:hyperlink w:anchor="_Toc227698334" w:history="1">
+      <w:hyperlink w:anchor="_Toc227746711" w:history="1">
         <w:r>
           <w:rPr>
             <w:rStyle w:val="ac"/>
@@ -6041,7 +6041,7 @@
           <w:rPr>
             <w:webHidden/>
           </w:rPr>
-          <w:instrText xml:space="preserve"> PAGEREF _Toc227698334 \h </w:instrText>
+          <w:instrText xml:space="preserve"> PAGEREF _Toc227746711 \h </w:instrText>
         </w:r>
         <w:r>
           <w:rPr>
@@ -6082,7 +6082,7 @@
           <w:szCs w:val="22"/>
         </w:rPr>
       </w:pPr>
-      <w:hyperlink w:anchor="_Toc227698335" w:history="1">
+      <w:hyperlink w:anchor="_Toc227746712" w:history="1">
         <w:r>
           <w:rPr>
             <w:rStyle w:val="ac"/>
@@ -6125,7 +6125,7 @@
           <w:rPr>
             <w:webHidden/>
           </w:rPr>
-          <w:instrText xml:space="preserve"> PAGEREF _Toc227698335 \h </w:instrText>
+          <w:instrText xml:space="preserve"> PAGEREF _Toc227746712 \h </w:instrText>
         </w:r>
         <w:r>
           <w:rPr>
@@ -6161,7 +6161,7 @@
           <w:szCs w:val="22"/>
         </w:rPr>
       </w:pPr>
-      <w:hyperlink w:anchor="_Toc227698336" w:history="1">
+      <w:hyperlink w:anchor="_Toc227746713" w:history="1">
         <w:r>
           <w:rPr>
             <w:rStyle w:val="ac"/>
@@ -6191,7 +6191,7 @@
           <w:rPr>
             <w:webHidden/>
           </w:rPr>
-          <w:instrText xml:space="preserve"> PAGEREF _Toc227698336 \h </w:instrText>
+          <w:instrText xml:space="preserve"> PAGEREF _Toc227746713 \h </w:instrText>
         </w:r>
         <w:r>
           <w:rPr>
@@ -6227,7 +6227,7 @@
           <w:szCs w:val="22"/>
         </w:rPr>
       </w:pPr>
-      <w:hyperlink w:anchor="_Toc227698337" w:history="1">
+      <w:hyperlink w:anchor="_Toc227746714" w:history="1">
         <w:r>
           <w:rPr>
             <w:rStyle w:val="ac"/>
@@ -6257,7 +6257,7 @@
           <w:rPr>
             <w:webHidden/>
           </w:rPr>
-          <w:instrText xml:space="preserve"> PAGEREF _Toc227698337 \h </w:instrText>
+          <w:instrText xml:space="preserve"> PAGEREF _Toc227746714 \h </w:instrText>
         </w:r>
         <w:r>
           <w:rPr>
@@ -6293,7 +6293,7 @@
           <w:szCs w:val="22"/>
         </w:rPr>
       </w:pPr>
-      <w:hyperlink w:anchor="_Toc227698338" w:history="1">
+      <w:hyperlink w:anchor="_Toc227746715" w:history="1">
         <w:r>
           <w:rPr>
             <w:rStyle w:val="ac"/>
@@ -6323,7 +6323,7 @@
           <w:rPr>
             <w:webHidden/>
           </w:rPr>
-          <w:instrText xml:space="preserve"> PAGEREF _Toc227698338 \h </w:instrText>
+          <w:instrText xml:space="preserve"> PAGEREF _Toc227746715 \h </w:instrText>
         </w:r>
         <w:r>
           <w:rPr>
@@ -6364,7 +6364,7 @@
           <w:szCs w:val="22"/>
         </w:rPr>
       </w:pPr>
-      <w:hyperlink w:anchor="_Toc227698339" w:history="1">
+      <w:hyperlink w:anchor="_Toc227746716" w:history="1">
         <w:r>
           <w:rPr>
             <w:rStyle w:val="ac"/>
@@ -6394,7 +6394,7 @@
           <w:rPr>
             <w:webHidden/>
           </w:rPr>
-          <w:instrText xml:space="preserve"> PAGEREF _Toc227698339 \h </w:instrText>
+          <w:instrText xml:space="preserve"> PAGEREF _Toc227746716 \h </w:instrText>
         </w:r>
         <w:r>
           <w:rPr>
@@ -6435,7 +6435,7 @@
           <w:szCs w:val="22"/>
         </w:rPr>
       </w:pPr>
-      <w:hyperlink w:anchor="_Toc227698340" w:history="1">
+      <w:hyperlink w:anchor="_Toc227746717" w:history="1">
         <w:r>
           <w:rPr>
             <w:rStyle w:val="ac"/>
@@ -6465,7 +6465,7 @@
           <w:rPr>
             <w:webHidden/>
           </w:rPr>
-          <w:instrText xml:space="preserve"> PAGEREF _Toc227698340 \h </w:instrText>
+          <w:instrText xml:space="preserve"> PAGEREF _Toc227746717 \h </w:instrText>
         </w:r>
         <w:r>
           <w:rPr>
@@ -6502,7 +6502,7 @@
           <w:szCs w:val="22"/>
         </w:rPr>
       </w:pPr>
-      <w:hyperlink w:anchor="_Toc227698341" w:history="1">
+      <w:hyperlink w:anchor="_Toc227746718" w:history="1">
         <w:r>
           <w:rPr>
             <w:rStyle w:val="ac"/>
@@ -6539,7 +6539,7 @@
           <w:rPr>
             <w:webHidden/>
           </w:rPr>
-          <w:instrText xml:space="preserve"> PAGEREF _Toc227698341 \h </w:instrText>
+          <w:instrText xml:space="preserve"> PAGEREF _Toc227746718 \h </w:instrText>
         </w:r>
         <w:r>
           <w:rPr>
@@ -6575,7 +6575,7 @@
           <w:szCs w:val="22"/>
         </w:rPr>
       </w:pPr>
-      <w:hyperlink w:anchor="_Toc227698342" w:history="1">
+      <w:hyperlink w:anchor="_Toc227746719" w:history="1">
         <w:r>
           <w:rPr>
             <w:rStyle w:val="ac"/>
@@ -6618,7 +6618,7 @@
           <w:rPr>
             <w:webHidden/>
           </w:rPr>
-          <w:instrText xml:space="preserve"> PAGEREF _Toc227698342 \h </w:instrText>
+          <w:instrText xml:space="preserve"> PAGEREF _Toc227746719 \h </w:instrText>
         </w:r>
         <w:r>
           <w:rPr>
@@ -6654,7 +6654,7 @@
           <w:szCs w:val="22"/>
         </w:rPr>
       </w:pPr>
-      <w:hyperlink w:anchor="_Toc227698343" w:history="1">
+      <w:hyperlink w:anchor="_Toc227746720" w:history="1">
         <w:r>
           <w:rPr>
             <w:rStyle w:val="ac"/>
@@ -6697,7 +6697,7 @@
           <w:rPr>
             <w:webHidden/>
           </w:rPr>
-          <w:instrText xml:space="preserve"> PAGEREF _Toc227698343 \h </w:instrText>
+          <w:instrText xml:space="preserve"> PAGEREF _Toc227746720 \h </w:instrText>
         </w:r>
         <w:r>
           <w:rPr>
@@ -6733,7 +6733,7 @@
           <w:szCs w:val="22"/>
         </w:rPr>
       </w:pPr>
-      <w:hyperlink w:anchor="_Toc227698344" w:history="1">
+      <w:hyperlink w:anchor="_Toc227746721" w:history="1">
         <w:r>
           <w:rPr>
             <w:rStyle w:val="ac"/>
@@ -6776,7 +6776,7 @@
           <w:rPr>
             <w:webHidden/>
           </w:rPr>
-          <w:instrText xml:space="preserve"> PAGEREF _Toc227698344 \h </w:instrText>
+          <w:instrText xml:space="preserve"> PAGEREF _Toc227746721 \h </w:instrText>
         </w:r>
         <w:r>
           <w:rPr>
@@ -6813,7 +6813,7 @@
           <w:szCs w:val="22"/>
         </w:rPr>
       </w:pPr>
-      <w:hyperlink w:anchor="_Toc227698345" w:history="1">
+      <w:hyperlink w:anchor="_Toc227746722" w:history="1">
         <w:r>
           <w:rPr>
             <w:rStyle w:val="ac"/>
@@ -6850,7 +6850,7 @@
           <w:rPr>
             <w:webHidden/>
           </w:rPr>
-          <w:instrText xml:space="preserve"> PAGEREF _Toc227698345 \h </w:instrText>
+          <w:instrText xml:space="preserve"> PAGEREF _Toc227746722 \h </w:instrText>
         </w:r>
         <w:r>
           <w:rPr>
@@ -6914,7 +6914,7 @@
         <w:pStyle w:val="1"/>
       </w:pPr>
       <w:bookmarkStart w:id="1" w:name="_Toc184410411"/>
-      <w:bookmarkStart w:id="2" w:name="_Toc227698249"/>
+      <w:bookmarkStart w:id="2" w:name="_Toc227746626"/>
       <w:r>
         <w:rPr>
           <w:rFonts w:hint="eastAsia"/>
@@ -7074,7 +7074,7 @@
         <w:pStyle w:val="1"/>
       </w:pPr>
       <w:bookmarkStart w:id="3" w:name="_Toc184410412"/>
-      <w:bookmarkStart w:id="4" w:name="_Toc227698250"/>
+      <w:bookmarkStart w:id="4" w:name="_Toc227746627"/>
       <w:r>
         <w:rPr>
           <w:rFonts w:hint="eastAsia"/>
@@ -7153,7 +7153,7 @@
         <w:pStyle w:val="20"/>
       </w:pPr>
       <w:bookmarkStart w:id="5" w:name="_Toc184410413"/>
-      <w:bookmarkStart w:id="6" w:name="_Toc227698251"/>
+      <w:bookmarkStart w:id="6" w:name="_Toc227746628"/>
       <w:r>
         <w:rPr>
           <w:rFonts w:hint="eastAsia"/>
@@ -7314,7 +7314,7 @@
         <w:pStyle w:val="20"/>
       </w:pPr>
       <w:bookmarkStart w:id="7" w:name="_Toc184410414"/>
-      <w:bookmarkStart w:id="8" w:name="_Toc227698252"/>
+      <w:bookmarkStart w:id="8" w:name="_Toc227746629"/>
       <w:r>
         <w:rPr>
           <w:rFonts w:hint="eastAsia"/>
@@ -7399,7 +7399,7 @@
         <w:pStyle w:val="1"/>
       </w:pPr>
       <w:bookmarkStart w:id="9" w:name="_Toc184410415"/>
-      <w:bookmarkStart w:id="10" w:name="_Toc227698253"/>
+      <w:bookmarkStart w:id="10" w:name="_Toc227746630"/>
       <w:r>
         <w:rPr>
           <w:rFonts w:hint="eastAsia"/>
@@ -7460,7 +7460,7 @@
         <w:pStyle w:val="20"/>
       </w:pPr>
       <w:bookmarkStart w:id="11" w:name="_Toc184410416"/>
-      <w:bookmarkStart w:id="12" w:name="_Toc227698254"/>
+      <w:bookmarkStart w:id="12" w:name="_Toc227746631"/>
       <w:r>
         <w:rPr>
           <w:rFonts w:hint="eastAsia"/>
@@ -7523,7 +7523,7 @@
         <w:pStyle w:val="20"/>
       </w:pPr>
       <w:bookmarkStart w:id="13" w:name="_Toc184410417"/>
-      <w:bookmarkStart w:id="14" w:name="_Toc227698255"/>
+      <w:bookmarkStart w:id="14" w:name="_Toc227746632"/>
       <w:r>
         <w:rPr>
           <w:rFonts w:hint="eastAsia"/>
@@ -7570,7 +7570,7 @@
         <w:pStyle w:val="20"/>
       </w:pPr>
       <w:bookmarkStart w:id="15" w:name="_Toc184410418"/>
-      <w:bookmarkStart w:id="16" w:name="_Toc227698256"/>
+      <w:bookmarkStart w:id="16" w:name="_Toc227746633"/>
       <w:r>
         <w:rPr>
           <w:rFonts w:hint="eastAsia"/>
@@ -7582,7 +7582,7 @@
         <w:rPr>
           <w:rFonts w:hint="eastAsia"/>
         </w:rPr>
-        <w:t>の選択「</w:t>
+        <w:t>の選択</w:t>
       </w:r>
       <w:bookmarkEnd w:id="16"/>
     </w:p>
@@ -7770,7 +7770,7 @@
       </w:pPr>
       <w:bookmarkStart w:id="17" w:name="_Toc184410419"/>
       <w:bookmarkStart w:id="18" w:name="_Toc183030637"/>
-      <w:bookmarkStart w:id="19" w:name="_Toc227698257"/>
+      <w:bookmarkStart w:id="19" w:name="_Toc227746634"/>
       <w:bookmarkEnd w:id="17"/>
       <w:r>
         <w:rPr>
@@ -7904,7 +7904,7 @@
         <w:pStyle w:val="20"/>
       </w:pPr>
       <w:bookmarkStart w:id="20" w:name="_Toc184410420"/>
-      <w:bookmarkStart w:id="21" w:name="_Toc227698258"/>
+      <w:bookmarkStart w:id="21" w:name="_Toc227746635"/>
       <w:r>
         <w:rPr>
           <w:rFonts w:hint="eastAsia"/>
@@ -7967,7 +7967,7 @@
         <w:pStyle w:val="1"/>
       </w:pPr>
       <w:bookmarkStart w:id="22" w:name="_Toc184410426"/>
-      <w:bookmarkStart w:id="23" w:name="_Toc227698259"/>
+      <w:bookmarkStart w:id="23" w:name="_Toc227746636"/>
       <w:r>
         <w:rPr>
           <w:rFonts w:hint="eastAsia"/>
@@ -8014,7 +8014,7 @@
         <w:pStyle w:val="20"/>
       </w:pPr>
       <w:bookmarkStart w:id="24" w:name="_Toc184410427"/>
-      <w:bookmarkStart w:id="25" w:name="_Toc227698260"/>
+      <w:bookmarkStart w:id="25" w:name="_Toc227746637"/>
       <w:r>
         <w:rPr>
           <w:rFonts w:hint="eastAsia"/>
@@ -8456,7 +8456,7 @@
       <w:pPr>
         <w:pStyle w:val="30"/>
       </w:pPr>
-      <w:bookmarkStart w:id="26" w:name="_Toc227698261"/>
+      <w:bookmarkStart w:id="26" w:name="_Toc227746638"/>
       <w:r>
         <w:rPr>
           <w:rFonts w:hint="eastAsia"/>
@@ -8787,7 +8787,7 @@
       <w:pPr>
         <w:pStyle w:val="30"/>
       </w:pPr>
-      <w:bookmarkStart w:id="27" w:name="_Toc227698262"/>
+      <w:bookmarkStart w:id="27" w:name="_Toc227746639"/>
       <w:r>
         <w:rPr>
           <w:rFonts w:hint="eastAsia"/>
@@ -9198,7 +9198,7 @@
       <w:pPr>
         <w:pStyle w:val="30"/>
       </w:pPr>
-      <w:bookmarkStart w:id="28" w:name="_Toc227698263"/>
+      <w:bookmarkStart w:id="28" w:name="_Toc227746640"/>
       <w:r>
         <w:rPr>
           <w:rFonts w:hint="eastAsia"/>
@@ -9399,7 +9399,7 @@
         <w:pStyle w:val="20"/>
       </w:pPr>
       <w:bookmarkStart w:id="29" w:name="_Toc184410428"/>
-      <w:bookmarkStart w:id="30" w:name="_Toc227698264"/>
+      <w:bookmarkStart w:id="30" w:name="_Toc227746641"/>
       <w:r>
         <w:rPr>
           <w:rFonts w:hint="eastAsia"/>
@@ -9981,7 +9981,7 @@
         <w:pStyle w:val="20"/>
       </w:pPr>
       <w:bookmarkStart w:id="31" w:name="_Toc184410429"/>
-      <w:bookmarkStart w:id="32" w:name="_Toc227698265"/>
+      <w:bookmarkStart w:id="32" w:name="_Toc227746642"/>
       <w:r>
         <w:rPr>
           <w:rFonts w:hint="eastAsia"/>
@@ -10388,7 +10388,7 @@
         <w:pStyle w:val="20"/>
       </w:pPr>
       <w:bookmarkStart w:id="33" w:name="_Toc184410430"/>
-      <w:bookmarkStart w:id="34" w:name="_Toc227698266"/>
+      <w:bookmarkStart w:id="34" w:name="_Toc227746643"/>
       <w:r>
         <w:rPr>
           <w:rFonts w:hint="eastAsia"/>
@@ -10531,7 +10531,7 @@
         <w:pStyle w:val="30"/>
       </w:pPr>
       <w:bookmarkStart w:id="35" w:name="_Toc184410431"/>
-      <w:bookmarkStart w:id="36" w:name="_Toc227698267"/>
+      <w:bookmarkStart w:id="36" w:name="_Toc227746644"/>
       <w:r>
         <w:rPr>
           <w:rFonts w:hint="eastAsia"/>
@@ -10626,7 +10626,7 @@
         <w:pStyle w:val="30"/>
       </w:pPr>
       <w:bookmarkStart w:id="37" w:name="_Toc184410432"/>
-      <w:bookmarkStart w:id="38" w:name="_Toc227698268"/>
+      <w:bookmarkStart w:id="38" w:name="_Toc227746645"/>
       <w:r>
         <w:rPr>
           <w:rFonts w:hint="eastAsia"/>
@@ -11432,7 +11432,7 @@
         <w:pStyle w:val="20"/>
       </w:pPr>
       <w:bookmarkStart w:id="39" w:name="_Toc184410433"/>
-      <w:bookmarkStart w:id="40" w:name="_Toc227698269"/>
+      <w:bookmarkStart w:id="40" w:name="_Toc227746646"/>
       <w:r>
         <w:rPr>
           <w:rFonts w:hint="eastAsia"/>
@@ -11662,7 +11662,7 @@
         <w:pStyle w:val="20"/>
       </w:pPr>
       <w:bookmarkStart w:id="41" w:name="_Toc184410434"/>
-      <w:bookmarkStart w:id="42" w:name="_Toc227698270"/>
+      <w:bookmarkStart w:id="42" w:name="_Toc227746647"/>
       <w:r>
         <w:rPr>
           <w:rFonts w:hint="eastAsia"/>
@@ -11967,7 +11967,7 @@
         <w:pStyle w:val="20"/>
       </w:pPr>
       <w:bookmarkStart w:id="43" w:name="_Toc184410435"/>
-      <w:bookmarkStart w:id="44" w:name="_Toc227698271"/>
+      <w:bookmarkStart w:id="44" w:name="_Toc227746648"/>
       <w:r>
         <w:rPr>
           <w:rFonts w:hint="eastAsia"/>
@@ -12158,7 +12158,7 @@
         <w:pStyle w:val="1"/>
       </w:pPr>
       <w:bookmarkStart w:id="45" w:name="_Toc184410421"/>
-      <w:bookmarkStart w:id="46" w:name="_Toc227698272"/>
+      <w:bookmarkStart w:id="46" w:name="_Toc227746649"/>
       <w:r>
         <w:rPr>
           <w:rFonts w:hint="eastAsia"/>
@@ -12190,7 +12190,7 @@
         <w:pStyle w:val="20"/>
       </w:pPr>
       <w:bookmarkStart w:id="47" w:name="_Toc184410422"/>
-      <w:bookmarkStart w:id="48" w:name="_Toc227698273"/>
+      <w:bookmarkStart w:id="48" w:name="_Toc227746650"/>
       <w:r>
         <w:rPr>
           <w:rFonts w:hint="eastAsia"/>
@@ -12275,7 +12275,7 @@
         <w:pStyle w:val="20"/>
       </w:pPr>
       <w:bookmarkStart w:id="49" w:name="_Toc184410423"/>
-      <w:bookmarkStart w:id="50" w:name="_Toc227698274"/>
+      <w:bookmarkStart w:id="50" w:name="_Toc227746651"/>
       <w:r>
         <w:rPr>
           <w:rFonts w:hint="eastAsia"/>
@@ -12377,7 +12377,7 @@
         <w:pStyle w:val="20"/>
       </w:pPr>
       <w:bookmarkStart w:id="51" w:name="_Toc184410424"/>
-      <w:bookmarkStart w:id="52" w:name="_Toc227698275"/>
+      <w:bookmarkStart w:id="52" w:name="_Toc227746652"/>
       <w:r>
         <w:rPr>
           <w:rFonts w:hint="eastAsia"/>
@@ -12673,7 +12673,7 @@
       <w:pPr>
         <w:pStyle w:val="20"/>
       </w:pPr>
-      <w:bookmarkStart w:id="53" w:name="_Toc227698276"/>
+      <w:bookmarkStart w:id="53" w:name="_Toc227746653"/>
       <w:r>
         <w:rPr>
           <w:rFonts w:hint="eastAsia"/>
@@ -13530,7 +13530,7 @@
         <w:pStyle w:val="1"/>
       </w:pPr>
       <w:bookmarkStart w:id="54" w:name="_Toc184410436"/>
-      <w:bookmarkStart w:id="55" w:name="_Toc227698277"/>
+      <w:bookmarkStart w:id="55" w:name="_Toc227746654"/>
       <w:r>
         <w:rPr>
           <w:rFonts w:hint="eastAsia"/>
@@ -13850,7 +13850,7 @@
         <w:pStyle w:val="20"/>
       </w:pPr>
       <w:bookmarkStart w:id="56" w:name="_Toc184410437"/>
-      <w:bookmarkStart w:id="57" w:name="_Toc227698278"/>
+      <w:bookmarkStart w:id="57" w:name="_Toc227746655"/>
       <w:r>
         <w:rPr>
           <w:rFonts w:hint="eastAsia"/>
@@ -13967,7 +13967,7 @@
         <w:pStyle w:val="20"/>
       </w:pPr>
       <w:bookmarkStart w:id="58" w:name="_Toc184410438"/>
-      <w:bookmarkStart w:id="59" w:name="_Toc227698279"/>
+      <w:bookmarkStart w:id="59" w:name="_Toc227746656"/>
       <w:r>
         <w:rPr>
           <w:rFonts w:hint="eastAsia"/>
@@ -14031,7 +14031,7 @@
       <w:pPr>
         <w:pStyle w:val="20"/>
       </w:pPr>
-      <w:bookmarkStart w:id="60" w:name="_Toc227698280"/>
+      <w:bookmarkStart w:id="60" w:name="_Toc227746657"/>
       <w:r>
         <w:rPr>
           <w:rFonts w:hint="eastAsia"/>
@@ -14127,7 +14127,7 @@
         <w:pStyle w:val="20"/>
       </w:pPr>
       <w:bookmarkStart w:id="61" w:name="_Toc184410439"/>
-      <w:bookmarkStart w:id="62" w:name="_Toc227698281"/>
+      <w:bookmarkStart w:id="62" w:name="_Toc227746658"/>
       <w:r>
         <w:rPr>
           <w:rFonts w:hint="eastAsia"/>
@@ -14341,7 +14341,7 @@
       <w:pPr>
         <w:pStyle w:val="30"/>
       </w:pPr>
-      <w:bookmarkStart w:id="63" w:name="_Toc227698282"/>
+      <w:bookmarkStart w:id="63" w:name="_Toc227746659"/>
       <w:r>
         <w:rPr>
           <w:rFonts w:hint="eastAsia"/>
@@ -14451,7 +14451,7 @@
       <w:pPr>
         <w:pStyle w:val="20"/>
       </w:pPr>
-      <w:bookmarkStart w:id="64" w:name="_Toc227698283"/>
+      <w:bookmarkStart w:id="64" w:name="_Toc227746660"/>
       <w:r>
         <w:rPr>
           <w:rFonts w:hint="eastAsia"/>
@@ -14530,7 +14530,7 @@
         <w:pStyle w:val="20"/>
       </w:pPr>
       <w:bookmarkStart w:id="65" w:name="_Toc184410440"/>
-      <w:bookmarkStart w:id="66" w:name="_Toc227698284"/>
+      <w:bookmarkStart w:id="66" w:name="_Toc227746661"/>
       <w:r>
         <w:rPr>
           <w:rFonts w:hint="eastAsia"/>
@@ -14797,7 +14797,7 @@
       <w:pPr>
         <w:pStyle w:val="20"/>
       </w:pPr>
-      <w:bookmarkStart w:id="67" w:name="_Toc227698285"/>
+      <w:bookmarkStart w:id="67" w:name="_Toc227746662"/>
       <w:r>
         <w:rPr>
           <w:rFonts w:hint="eastAsia"/>
@@ -14905,7 +14905,7 @@
       <w:pPr>
         <w:pStyle w:val="20"/>
       </w:pPr>
-      <w:bookmarkStart w:id="68" w:name="_Toc227698286"/>
+      <w:bookmarkStart w:id="68" w:name="_Toc227746663"/>
       <w:r>
         <w:rPr>
           <w:rFonts w:hint="eastAsia"/>
@@ -14991,7 +14991,7 @@
       <w:pPr>
         <w:pStyle w:val="20"/>
       </w:pPr>
-      <w:bookmarkStart w:id="69" w:name="_Toc227698287"/>
+      <w:bookmarkStart w:id="69" w:name="_Toc227746664"/>
       <w:r>
         <w:rPr>
           <w:rFonts w:hint="eastAsia"/>
@@ -15094,7 +15094,7 @@
       <w:pPr>
         <w:pStyle w:val="20"/>
       </w:pPr>
-      <w:bookmarkStart w:id="70" w:name="_Toc227698288"/>
+      <w:bookmarkStart w:id="70" w:name="_Toc227746665"/>
       <w:r>
         <w:rPr>
           <w:rFonts w:hint="eastAsia"/>
@@ -15282,7 +15282,7 @@
         <w:pStyle w:val="1"/>
       </w:pPr>
       <w:bookmarkStart w:id="71" w:name="_Toc184410441"/>
-      <w:bookmarkStart w:id="72" w:name="_Toc227698289"/>
+      <w:bookmarkStart w:id="72" w:name="_Toc227746666"/>
       <w:r>
         <w:rPr>
           <w:rFonts w:hint="eastAsia"/>
@@ -15329,7 +15329,7 @@
         <w:pStyle w:val="20"/>
       </w:pPr>
       <w:bookmarkStart w:id="73" w:name="_Toc184410442"/>
-      <w:bookmarkStart w:id="74" w:name="_Toc227698290"/>
+      <w:bookmarkStart w:id="74" w:name="_Toc227746667"/>
       <w:r>
         <w:rPr>
           <w:rFonts w:hint="eastAsia"/>
@@ -15795,7 +15795,7 @@
         <w:pStyle w:val="20"/>
       </w:pPr>
       <w:bookmarkStart w:id="75" w:name="_Toc184410443"/>
-      <w:bookmarkStart w:id="76" w:name="_Toc227698291"/>
+      <w:bookmarkStart w:id="76" w:name="_Toc227746668"/>
       <w:r>
         <w:rPr>
           <w:rFonts w:hint="eastAsia"/>
@@ -16047,7 +16047,7 @@
         <w:pStyle w:val="20"/>
       </w:pPr>
       <w:bookmarkStart w:id="77" w:name="_Toc184410444"/>
-      <w:bookmarkStart w:id="78" w:name="_Toc227698292"/>
+      <w:bookmarkStart w:id="78" w:name="_Toc227746669"/>
       <w:r>
         <w:rPr>
           <w:rFonts w:hint="eastAsia"/>
@@ -16779,7 +16779,7 @@
         <w:pStyle w:val="1"/>
       </w:pPr>
       <w:bookmarkStart w:id="79" w:name="_Toc184410445"/>
-      <w:bookmarkStart w:id="80" w:name="_Toc227698293"/>
+      <w:bookmarkStart w:id="80" w:name="_Toc227746670"/>
       <w:r>
         <w:rPr>
           <w:rFonts w:hint="eastAsia"/>
@@ -16793,7 +16793,7 @@
       <w:pPr>
         <w:pStyle w:val="20"/>
       </w:pPr>
-      <w:bookmarkStart w:id="81" w:name="_Toc227698294"/>
+      <w:bookmarkStart w:id="81" w:name="_Toc227746671"/>
       <w:r>
         <w:rPr>
           <w:rFonts w:hint="eastAsia"/>
@@ -16937,7 +16937,7 @@
         <w:pStyle w:val="20"/>
       </w:pPr>
       <w:bookmarkStart w:id="82" w:name="_Toc184410446"/>
-      <w:bookmarkStart w:id="83" w:name="_Toc227698295"/>
+      <w:bookmarkStart w:id="83" w:name="_Toc227746672"/>
       <w:r>
         <w:rPr>
           <w:rFonts w:hint="eastAsia"/>
@@ -16951,7 +16951,7 @@
       <w:pPr>
         <w:pStyle w:val="30"/>
       </w:pPr>
-      <w:bookmarkStart w:id="84" w:name="_Toc227698296"/>
+      <w:bookmarkStart w:id="84" w:name="_Toc227746673"/>
       <w:r>
         <w:rPr>
           <w:rFonts w:hint="eastAsia"/>
@@ -17034,7 +17034,7 @@
       <w:pPr>
         <w:pStyle w:val="30"/>
       </w:pPr>
-      <w:bookmarkStart w:id="85" w:name="_Toc227698297"/>
+      <w:bookmarkStart w:id="85" w:name="_Toc227746674"/>
       <w:r>
         <w:rPr>
           <w:rFonts w:hint="eastAsia"/>
@@ -17080,7 +17080,7 @@
       <w:pPr>
         <w:pStyle w:val="30"/>
       </w:pPr>
-      <w:bookmarkStart w:id="86" w:name="_Toc227698298"/>
+      <w:bookmarkStart w:id="86" w:name="_Toc227746675"/>
       <w:r>
         <w:rPr>
           <w:rFonts w:hint="eastAsia"/>
@@ -17201,7 +17201,7 @@
         <w:pStyle w:val="20"/>
       </w:pPr>
       <w:bookmarkStart w:id="87" w:name="_Toc184410447"/>
-      <w:bookmarkStart w:id="88" w:name="_Toc227698299"/>
+      <w:bookmarkStart w:id="88" w:name="_Toc227746676"/>
       <w:r>
         <w:rPr>
           <w:rFonts w:hint="eastAsia"/>
@@ -18057,7 +18057,7 @@
         <w:pStyle w:val="20"/>
       </w:pPr>
       <w:bookmarkStart w:id="89" w:name="_Toc184410448"/>
-      <w:bookmarkStart w:id="90" w:name="_Toc227698300"/>
+      <w:bookmarkStart w:id="90" w:name="_Toc227746677"/>
       <w:r>
         <w:rPr>
           <w:rFonts w:hint="eastAsia"/>
@@ -18104,7 +18104,7 @@
         <w:pStyle w:val="30"/>
       </w:pPr>
       <w:bookmarkStart w:id="91" w:name="_Toc184410449"/>
-      <w:bookmarkStart w:id="92" w:name="_Toc227698301"/>
+      <w:bookmarkStart w:id="92" w:name="_Toc227746678"/>
       <w:r>
         <w:rPr>
           <w:rFonts w:hint="eastAsia"/>
@@ -18200,7 +18200,7 @@
         <w:pStyle w:val="30"/>
       </w:pPr>
       <w:bookmarkStart w:id="93" w:name="_Toc184410450"/>
-      <w:bookmarkStart w:id="94" w:name="_Toc227698302"/>
+      <w:bookmarkStart w:id="94" w:name="_Toc227746679"/>
       <w:r>
         <w:rPr>
           <w:rFonts w:hint="eastAsia"/>
@@ -19695,7 +19695,7 @@
         <w:pStyle w:val="20"/>
       </w:pPr>
       <w:bookmarkStart w:id="95" w:name="_Toc184410451"/>
-      <w:bookmarkStart w:id="96" w:name="_Toc227698303"/>
+      <w:bookmarkStart w:id="96" w:name="_Toc227746680"/>
       <w:r>
         <w:rPr>
           <w:rFonts w:hint="eastAsia"/>
@@ -22251,7 +22251,7 @@
         <w:pStyle w:val="1"/>
       </w:pPr>
       <w:bookmarkStart w:id="97" w:name="_Toc184410452"/>
-      <w:bookmarkStart w:id="98" w:name="_Toc227698304"/>
+      <w:bookmarkStart w:id="98" w:name="_Toc227746681"/>
       <w:r>
         <w:rPr>
           <w:rFonts w:hint="eastAsia"/>
@@ -22298,7 +22298,7 @@
         <w:pStyle w:val="20"/>
       </w:pPr>
       <w:bookmarkStart w:id="99" w:name="_Toc184410453"/>
-      <w:bookmarkStart w:id="100" w:name="_Toc227698305"/>
+      <w:bookmarkStart w:id="100" w:name="_Toc227746682"/>
       <w:r>
         <w:rPr>
           <w:rFonts w:hint="eastAsia"/>
@@ -22345,7 +22345,7 @@
         <w:pStyle w:val="20"/>
       </w:pPr>
       <w:bookmarkStart w:id="101" w:name="_Toc184410454"/>
-      <w:bookmarkStart w:id="102" w:name="_Toc227698306"/>
+      <w:bookmarkStart w:id="102" w:name="_Toc227746683"/>
       <w:r>
         <w:rPr>
           <w:rFonts w:hint="eastAsia"/>
@@ -22601,7 +22601,7 @@
         <w:pStyle w:val="20"/>
       </w:pPr>
       <w:bookmarkStart w:id="103" w:name="_Toc184410455"/>
-      <w:bookmarkStart w:id="104" w:name="_Toc227698307"/>
+      <w:bookmarkStart w:id="104" w:name="_Toc227746684"/>
       <w:r>
         <w:rPr>
           <w:rFonts w:hint="eastAsia"/>
@@ -22889,7 +22889,7 @@
         <w:pStyle w:val="20"/>
       </w:pPr>
       <w:bookmarkStart w:id="105" w:name="_Toc184410456"/>
-      <w:bookmarkStart w:id="106" w:name="_Toc227698308"/>
+      <w:bookmarkStart w:id="106" w:name="_Toc227746685"/>
       <w:r>
         <w:rPr>
           <w:rFonts w:hint="eastAsia"/>
@@ -22972,7 +22972,7 @@
         <w:pStyle w:val="20"/>
       </w:pPr>
       <w:bookmarkStart w:id="107" w:name="_Toc184410457"/>
-      <w:bookmarkStart w:id="108" w:name="_Toc227698309"/>
+      <w:bookmarkStart w:id="108" w:name="_Toc227746686"/>
       <w:r>
         <w:rPr>
           <w:rFonts w:hint="eastAsia"/>
@@ -23035,7 +23035,7 @@
         <w:pStyle w:val="20"/>
       </w:pPr>
       <w:bookmarkStart w:id="109" w:name="_Toc184410458"/>
-      <w:bookmarkStart w:id="110" w:name="_Toc227698310"/>
+      <w:bookmarkStart w:id="110" w:name="_Toc227746687"/>
       <w:r>
         <w:rPr>
           <w:rFonts w:hint="eastAsia"/>
@@ -23107,7 +23107,7 @@
         </w:rPr>
         <w:t> </w:t>
       </w:r>
-      <w:bookmarkStart w:id="111" w:name="_Toc227698311"/>
+      <w:bookmarkStart w:id="111" w:name="_Toc227746688"/>
       <w:bookmarkEnd w:id="111"/>
     </w:p>
     <w:p>
@@ -23196,7 +23196,7 @@
         <w:pStyle w:val="1"/>
       </w:pPr>
       <w:bookmarkStart w:id="112" w:name="_Toc184410459"/>
-      <w:bookmarkStart w:id="113" w:name="_Toc227698312"/>
+      <w:bookmarkStart w:id="113" w:name="_Toc227746689"/>
       <w:r>
         <w:rPr>
           <w:rFonts w:hint="eastAsia"/>
@@ -24366,7 +24366,7 @@
         <w:pStyle w:val="20"/>
       </w:pPr>
       <w:bookmarkStart w:id="114" w:name="_Toc184410460"/>
-      <w:bookmarkStart w:id="115" w:name="_Toc227698313"/>
+      <w:bookmarkStart w:id="115" w:name="_Toc227746690"/>
       <w:r>
         <w:rPr>
           <w:rFonts w:hint="eastAsia"/>
@@ -27177,7 +27177,7 @@
         <w:pStyle w:val="20"/>
       </w:pPr>
       <w:bookmarkStart w:id="116" w:name="_Toc184410461"/>
-      <w:bookmarkStart w:id="117" w:name="_Toc227698314"/>
+      <w:bookmarkStart w:id="117" w:name="_Toc227746691"/>
       <w:r>
         <w:rPr>
           <w:rFonts w:hint="eastAsia"/>
@@ -29261,7 +29261,7 @@
         <w:pStyle w:val="20"/>
       </w:pPr>
       <w:bookmarkStart w:id="118" w:name="_Toc184410462"/>
-      <w:bookmarkStart w:id="119" w:name="_Toc227698315"/>
+      <w:bookmarkStart w:id="119" w:name="_Toc227746692"/>
       <w:r>
         <w:rPr>
           <w:rFonts w:hint="eastAsia"/>
@@ -31344,7 +31344,7 @@
         <w:pStyle w:val="1"/>
       </w:pPr>
       <w:bookmarkStart w:id="120" w:name="_Toc184410463"/>
-      <w:bookmarkStart w:id="121" w:name="_Toc227698316"/>
+      <w:bookmarkStart w:id="121" w:name="_Toc227746693"/>
       <w:r>
         <w:rPr>
           <w:rFonts w:hint="eastAsia"/>
@@ -31376,7 +31376,7 @@
         </w:rPr>
       </w:pPr>
       <w:bookmarkStart w:id="122" w:name="_Toc184410464"/>
-      <w:bookmarkStart w:id="123" w:name="_Toc227698317"/>
+      <w:bookmarkStart w:id="123" w:name="_Toc227746694"/>
       <w:r>
         <w:rPr>
           <w:rFonts w:hAnsi="メイリオ" w:cs="ＭＳ Ｐゴシック" w:hint="eastAsia"/>
@@ -31999,7 +31999,7 @@
         <w:pStyle w:val="20"/>
       </w:pPr>
       <w:bookmarkStart w:id="124" w:name="_Toc184410465"/>
-      <w:bookmarkStart w:id="125" w:name="_Toc227698318"/>
+      <w:bookmarkStart w:id="125" w:name="_Toc227746695"/>
       <w:r>
         <w:rPr>
           <w:rFonts w:hint="eastAsia"/>
@@ -32094,7 +32094,7 @@
         <w:pStyle w:val="20"/>
       </w:pPr>
       <w:bookmarkStart w:id="126" w:name="_Toc184410466"/>
-      <w:bookmarkStart w:id="127" w:name="_Toc227698319"/>
+      <w:bookmarkStart w:id="127" w:name="_Toc227746696"/>
       <w:r>
         <w:rPr>
           <w:rFonts w:hint="eastAsia"/>
@@ -32600,7 +32600,7 @@
         <w:pStyle w:val="1"/>
       </w:pPr>
       <w:bookmarkStart w:id="128" w:name="_Toc184410467"/>
-      <w:bookmarkStart w:id="129" w:name="_Toc227698320"/>
+      <w:bookmarkStart w:id="129" w:name="_Toc227746697"/>
       <w:r>
         <w:rPr>
           <w:rFonts w:hint="eastAsia"/>
@@ -32663,7 +32663,7 @@
         <w:pStyle w:val="20"/>
       </w:pPr>
       <w:bookmarkStart w:id="130" w:name="_Toc184410468"/>
-      <w:bookmarkStart w:id="131" w:name="_Toc227698321"/>
+      <w:bookmarkStart w:id="131" w:name="_Toc227746698"/>
       <w:r>
         <w:rPr>
           <w:rFonts w:hint="eastAsia"/>
@@ -32694,7 +32694,7 @@
         <w:pStyle w:val="30"/>
       </w:pPr>
       <w:bookmarkStart w:id="132" w:name="_Toc184410469"/>
-      <w:bookmarkStart w:id="133" w:name="_Toc227698322"/>
+      <w:bookmarkStart w:id="133" w:name="_Toc227746699"/>
       <w:r>
         <w:rPr>
           <w:rFonts w:hint="eastAsia"/>
@@ -32742,7 +32742,7 @@
         <w:pStyle w:val="30"/>
       </w:pPr>
       <w:bookmarkStart w:id="134" w:name="_Toc184410470"/>
-      <w:bookmarkStart w:id="135" w:name="_Toc227698323"/>
+      <w:bookmarkStart w:id="135" w:name="_Toc227746700"/>
       <w:r>
         <w:rPr>
           <w:rFonts w:hint="eastAsia"/>
@@ -32789,7 +32789,7 @@
         <w:pStyle w:val="30"/>
       </w:pPr>
       <w:bookmarkStart w:id="136" w:name="_Toc184410471"/>
-      <w:bookmarkStart w:id="137" w:name="_Toc227698324"/>
+      <w:bookmarkStart w:id="137" w:name="_Toc227746701"/>
       <w:r>
         <w:rPr>
           <w:rFonts w:hint="eastAsia"/>
@@ -32836,7 +32836,7 @@
         <w:pStyle w:val="30"/>
       </w:pPr>
       <w:bookmarkStart w:id="138" w:name="_Toc184410472"/>
-      <w:bookmarkStart w:id="139" w:name="_Toc227698325"/>
+      <w:bookmarkStart w:id="139" w:name="_Toc227746702"/>
       <w:r>
         <w:rPr>
           <w:rFonts w:hint="eastAsia"/>
@@ -32883,7 +32883,7 @@
         <w:pStyle w:val="30"/>
       </w:pPr>
       <w:bookmarkStart w:id="140" w:name="_Toc184410473"/>
-      <w:bookmarkStart w:id="141" w:name="_Toc227698326"/>
+      <w:bookmarkStart w:id="141" w:name="_Toc227746703"/>
       <w:r>
         <w:rPr>
           <w:rFonts w:hint="eastAsia"/>
@@ -32930,7 +32930,7 @@
         <w:pStyle w:val="20"/>
       </w:pPr>
       <w:bookmarkStart w:id="142" w:name="_Toc184410474"/>
-      <w:bookmarkStart w:id="143" w:name="_Toc227698327"/>
+      <w:bookmarkStart w:id="143" w:name="_Toc227746704"/>
       <w:r>
         <w:rPr>
           <w:rFonts w:hint="eastAsia"/>
@@ -33209,7 +33209,7 @@
         <w:pStyle w:val="1"/>
       </w:pPr>
       <w:bookmarkStart w:id="144" w:name="_Toc184410475"/>
-      <w:bookmarkStart w:id="145" w:name="_Toc227698328"/>
+      <w:bookmarkStart w:id="145" w:name="_Toc227746705"/>
       <w:r>
         <w:rPr>
           <w:rFonts w:hint="eastAsia"/>
@@ -33225,7 +33225,7 @@
         <w:pStyle w:val="20"/>
       </w:pPr>
       <w:bookmarkStart w:id="146" w:name="_Toc184410476"/>
-      <w:bookmarkStart w:id="147" w:name="_Toc227698329"/>
+      <w:bookmarkStart w:id="147" w:name="_Toc227746706"/>
       <w:r>
         <w:rPr>
           <w:rFonts w:hint="eastAsia"/>
@@ -33320,7 +33320,7 @@
         <w:pStyle w:val="20"/>
       </w:pPr>
       <w:bookmarkStart w:id="148" w:name="_Toc184410477"/>
-      <w:bookmarkStart w:id="149" w:name="_Toc227698330"/>
+      <w:bookmarkStart w:id="149" w:name="_Toc227746707"/>
       <w:r>
         <w:rPr>
           <w:rFonts w:hint="eastAsia"/>
@@ -33764,7 +33764,7 @@
         <w:pStyle w:val="20"/>
       </w:pPr>
       <w:bookmarkStart w:id="150" w:name="_Toc184410478"/>
-      <w:bookmarkStart w:id="151" w:name="_Toc227698331"/>
+      <w:bookmarkStart w:id="151" w:name="_Toc227746708"/>
       <w:r>
         <w:rPr>
           <w:rFonts w:hint="eastAsia"/>
@@ -34031,7 +34031,7 @@
         <w:pStyle w:val="1"/>
       </w:pPr>
       <w:bookmarkStart w:id="152" w:name="_Toc184410479"/>
-      <w:bookmarkStart w:id="153" w:name="_Toc227698332"/>
+      <w:bookmarkStart w:id="153" w:name="_Toc227746709"/>
       <w:r>
         <w:rPr>
           <w:rFonts w:hint="eastAsia"/>
@@ -34094,7 +34094,7 @@
         <w:pStyle w:val="20"/>
       </w:pPr>
       <w:bookmarkStart w:id="154" w:name="_Toc184410480"/>
-      <w:bookmarkStart w:id="155" w:name="_Toc227698333"/>
+      <w:bookmarkStart w:id="155" w:name="_Toc227746710"/>
       <w:r>
         <w:rPr>
           <w:rFonts w:hint="eastAsia"/>
@@ -34400,7 +34400,7 @@
         <w:pStyle w:val="20"/>
       </w:pPr>
       <w:bookmarkStart w:id="156" w:name="_Toc184410481"/>
-      <w:bookmarkStart w:id="157" w:name="_Toc227698334"/>
+      <w:bookmarkStart w:id="157" w:name="_Toc227746711"/>
       <w:r>
         <w:rPr>
           <w:rFonts w:hint="eastAsia"/>
@@ -34512,7 +34512,7 @@
         <w:pStyle w:val="30"/>
       </w:pPr>
       <w:bookmarkStart w:id="158" w:name="_Toc184410482"/>
-      <w:bookmarkStart w:id="159" w:name="_Toc227698335"/>
+      <w:bookmarkStart w:id="159" w:name="_Toc227746712"/>
       <w:r>
         <w:rPr>
           <w:rFonts w:hint="eastAsia"/>
@@ -34691,7 +34691,7 @@
         <w:pStyle w:val="20"/>
       </w:pPr>
       <w:bookmarkStart w:id="160" w:name="_Toc184410483"/>
-      <w:bookmarkStart w:id="161" w:name="_Toc227698336"/>
+      <w:bookmarkStart w:id="161" w:name="_Toc227746713"/>
       <w:r>
         <w:rPr>
           <w:rFonts w:hint="eastAsia"/>
@@ -35011,7 +35011,7 @@
         <w:pStyle w:val="20"/>
       </w:pPr>
       <w:bookmarkStart w:id="162" w:name="_Toc184410484"/>
-      <w:bookmarkStart w:id="163" w:name="_Toc227698337"/>
+      <w:bookmarkStart w:id="163" w:name="_Toc227746714"/>
       <w:r>
         <w:rPr>
           <w:rFonts w:hint="eastAsia"/>
@@ -35080,7 +35080,7 @@
         <w:pStyle w:val="20"/>
       </w:pPr>
       <w:bookmarkStart w:id="164" w:name="_Toc184410485"/>
-      <w:bookmarkStart w:id="165" w:name="_Toc227698338"/>
+      <w:bookmarkStart w:id="165" w:name="_Toc227746715"/>
       <w:r>
         <w:rPr>
           <w:rFonts w:hint="eastAsia"/>
@@ -35127,7 +35127,7 @@
         <w:pStyle w:val="30"/>
       </w:pPr>
       <w:bookmarkStart w:id="166" w:name="_Toc184410486"/>
-      <w:bookmarkStart w:id="167" w:name="_Toc227698339"/>
+      <w:bookmarkStart w:id="167" w:name="_Toc227746716"/>
       <w:r>
         <w:rPr>
           <w:rFonts w:hint="eastAsia"/>
@@ -35410,7 +35410,7 @@
         <w:pStyle w:val="30"/>
       </w:pPr>
       <w:bookmarkStart w:id="168" w:name="_Toc184410487"/>
-      <w:bookmarkStart w:id="169" w:name="_Toc227698340"/>
+      <w:bookmarkStart w:id="169" w:name="_Toc227746717"/>
       <w:r>
         <w:rPr>
           <w:rFonts w:hint="eastAsia"/>
@@ -35553,7 +35553,7 @@
         <w:pStyle w:val="1"/>
       </w:pPr>
       <w:bookmarkStart w:id="170" w:name="_Toc184410488"/>
-      <w:bookmarkStart w:id="171" w:name="_Toc227698341"/>
+      <w:bookmarkStart w:id="171" w:name="_Toc227746718"/>
       <w:r>
         <w:rPr>
           <w:rFonts w:hint="eastAsia"/>
@@ -35616,7 +35616,7 @@
         <w:pStyle w:val="20"/>
       </w:pPr>
       <w:bookmarkStart w:id="172" w:name="_Toc184410489"/>
-      <w:bookmarkStart w:id="173" w:name="_Toc227698342"/>
+      <w:bookmarkStart w:id="173" w:name="_Toc227746719"/>
       <w:r>
         <w:rPr>
           <w:rFonts w:hint="eastAsia"/>
@@ -35756,7 +35756,7 @@
         <w:pStyle w:val="20"/>
       </w:pPr>
       <w:bookmarkStart w:id="174" w:name="_Toc184410490"/>
-      <w:bookmarkStart w:id="175" w:name="_Toc227698343"/>
+      <w:bookmarkStart w:id="175" w:name="_Toc227746720"/>
       <w:r>
         <w:rPr>
           <w:rFonts w:hint="eastAsia"/>
@@ -35841,7 +35841,7 @@
         <w:pStyle w:val="20"/>
       </w:pPr>
       <w:bookmarkStart w:id="176" w:name="_Toc184410491"/>
-      <w:bookmarkStart w:id="177" w:name="_Toc227698344"/>
+      <w:bookmarkStart w:id="177" w:name="_Toc227746721"/>
       <w:r>
         <w:rPr>
           <w:rFonts w:hint="eastAsia"/>
@@ -35888,7 +35888,7 @@
         <w:pStyle w:val="1"/>
       </w:pPr>
       <w:bookmarkStart w:id="178" w:name="_Toc184410492"/>
-      <w:bookmarkStart w:id="179" w:name="_Toc227698345"/>
+      <w:bookmarkStart w:id="179" w:name="_Toc227746722"/>
       <w:r>
         <w:rPr>
           <w:rFonts w:hint="eastAsia"/>
@@ -36468,7 +36468,7 @@
         <w:sz w:val="18"/>
         <w:szCs w:val="18"/>
       </w:rPr>
-      <w:t>1</w:t>
+      <w:t>3</w:t>
     </w:r>
     <w:r>
       <w:rPr>
@@ -40793,7 +40793,7 @@
 </file>
 
 <file path=customXml/itemProps1.xml><?xml version="1.0" encoding="utf-8"?>
-<ds:datastoreItem xmlns:ds="http://schemas.openxmlformats.org/officeDocument/2006/customXml" ds:itemID="{3B84E1CB-9D5C-491F-9CD1-D8D318CA67E6}">
+<ds:datastoreItem xmlns:ds="http://schemas.openxmlformats.org/officeDocument/2006/customXml" ds:itemID="{3AADBD86-5238-4B6E-BE66-8473CF705D4F}">
   <ds:schemaRefs>
     <ds:schemaRef ds:uri="http://schemas.openxmlformats.org/officeDocument/2006/bibliography"/>
   </ds:schemaRefs>
